--- a/docs/documentation.docx
+++ b/docs/documentation.docx
@@ -1054,7 +1054,7 @@
         <w:pStyle w:val="Compact"/>
       </w:pPr>
       <w:r>
-        <w:t xml:space="preserve">Без модели текст читается правилами по ключевым словам. На 33 проработанных билетах правила определяют тип верно в 17 случаях (правила настраивались на первых 15 из них, у остальных в тексте живая речь заявителя, а не строка билета), по всем 96 — в 37 (проверка:</w:t>
+        <w:t xml:space="preserve">Без модели текст читается правилами по ключевым словам. На 33 проработанных билетах правила определяют тип верно в 21 случае (правила настраивались на первых 15 из них, у остальных в тексте живая речь заявителя, а не строка билета), по всем 96 — в 44 (проверка:</w:t>
       </w:r>
       <w:r>
         <w:t xml:space="preserve"> </w:t>
@@ -1067,6 +1067,42 @@
       </w:r>
       <w:r>
         <w:t xml:space="preserve">). Медицинские и прочие случаи без модели распознаются хуже, их уточняет модель или преподаватель.</w:t>
+      </w:r>
+    </w:p>
+    <w:p>
+      <w:pPr>
+        <w:numPr>
+          <w:ilvl w:val="1"/>
+          <w:numId w:val="1003"/>
+        </w:numPr>
+        <w:pStyle w:val="Compact"/>
+      </w:pPr>
+      <w:r>
+        <w:t xml:space="preserve">Сопоставление с классификатором понимает бытовые слова («заливает» — течь, «зажало» — заблокированные, «во дворе» — на улице), даёт фору листам группы, на которую указывают слова текста (газ, пожар, ДТП, ЖКХ, правопорядок, медицина), и не выбирает листы железной дороги, метро, воздушного и водного транспорта, леса, лифта и взрыва, пока текст их прямо не называет («остановка» — не остановка лифта). Общие слова названий листов («требуется медицинская помощь», «прочее») тип не решают. Тип всегда — существующий лист классификатора.</w:t>
+      </w:r>
+    </w:p>
+    <w:p>
+      <w:pPr>
+        <w:numPr>
+          <w:ilvl w:val="1"/>
+          <w:numId w:val="1003"/>
+        </w:numPr>
+        <w:pStyle w:val="Compact"/>
+      </w:pPr>
+      <w:r>
+        <w:t xml:space="preserve">Адрес — ровно сказанный: дом берётся из текста («у дома 3 по Ленинскому проспекту» — дом 3, улица узнаётся в любом падеже по справочнику), дом, которого в тексте нет, модель не добавит. Адрес билета используется, только если совпал и дом; иначе район даёт улица, а если улица идёт через несколько районов (Ленинский проспект — от ЦАО до ЮЗАО) — район и округ остаются открытыми и в эталоне появляется ловушка «уточнить район».</w:t>
+      </w:r>
+    </w:p>
+    <w:p>
+      <w:pPr>
+        <w:numPr>
+          <w:ilvl w:val="1"/>
+          <w:numId w:val="1003"/>
+        </w:numPr>
+        <w:pStyle w:val="Compact"/>
+      </w:pPr>
+      <w:r>
+        <w:t xml:space="preserve">«Исправь…» эталона карточки 112: если модель назвала код, которого нет в классификаторе, берётся ближайший по словам лист (или прежний тип); службы, карточка на месте ДДС и эталон действий ДДС пересобираются правилами и снова становятся черновиками. Ручная правка эталона с несуществующим кодом не сохраняется.</w:t>
       </w:r>
     </w:p>
     <w:p>
@@ -1858,7 +1894,7 @@
               <w:jc w:val="left"/>
             </w:pPr>
             <w:r>
-              <w:t xml:space="preserve">полностью: «аварийная бригада»; общепринятые — можно</w:t>
+              <w:t xml:space="preserve">полностью: «аварийная бригада»; общепринятые — можно. Обычное слово в конце фразы («не наш район. Передано…») сокращением не считается</w:t>
             </w:r>
           </w:p>
         </w:tc>
@@ -2086,7 +2122,7 @@
         <w:t xml:space="preserve"> </w:t>
       </w:r>
       <w:r>
-        <w:t xml:space="preserve">— любые слова, «…» — дальше любой текст; несколько вариантов — по строке на каждый. Регистр, «ё», кавычки и знаки между словами не важны. Комментарий не по шаблону — ошибка в группе «Комментарии» с образцом, как надо. Шаблон с ошибкой (например, непарная скобка) подсвечивается в форме и не проверяется. Код:</w:t>
+        <w:t xml:space="preserve">— любые слова, «…» — дальше любой текст; несколько вариантов — по строке на каждый. Регистр, «ё», кавычки и знаки между словами не важны. Шаблон проверяется у итогового комментария «Работы завершены» — это отчёт о выполненной работе; к «Не принята» и «Отказу» он не применяется. Комментарий не по шаблону — ошибка в группе «Комментарии» с образцом, как надо. Шаблон с ошибкой (например, непарная скобка) подсвечивается в форме и не проверяется. Код:</w:t>
       </w:r>
       <w:r>
         <w:t xml:space="preserve"> </w:t>
@@ -4639,7 +4675,7 @@
         <w:pStyle w:val="FirstParagraph"/>
       </w:pPr>
       <w:r>
-        <w:t xml:space="preserve">Место 112 — учебная копия АРМ «Приём и обработка вызовов 112» по скриншотам заказчика. Обучающийся принимает вызов от ИИ-заявителя, расспрашивает его, заполняет карточку происшествия и оповещает службы. Сохранённая карточка сразу приходит на места диспетчеров ДДС того же занятия. После «отработана» система показывает разбор: совпадает ли то, что сказал заявитель, с тем, что записано в карточке, и верно ли выбраны службы.</w:t>
+        <w:t xml:space="preserve">Место 112 — учебная копия АРМ «Приём и обработка вызовов 112» по скриншотам заказчика. Обучающийся принимает вызов от ИИ-заявителя, расспрашивает его, заполняет карточку происшествия и оповещает службы. Сохранённая карточка сразу приходит на места диспетчеров ДДС того же занятия. После «отработана» в «Тренировке без занятия» система сразу показывает разбор — самопроверку: совпадает ли то, что сказал заявитель, с тем, что записано в карточке, и верно ли выбраны службы. На занятии разбор — черновик для преподавателя: ученик видит «Разбор появится после проверки преподавателем», а балл и разбор — в «Моих результатах» после проверки.</w:t>
       </w:r>
     </w:p>
     <w:p>
@@ -4659,7 +4695,7 @@
         <w:t xml:space="preserve">/op112</w:t>
       </w:r>
       <w:r>
-        <w:t xml:space="preserve">. Открыть может обучающийся, преподаватель и администратор; каждый видит только свои вызовы и карточки.</w:t>
+        <w:t xml:space="preserve">. Открыть может обучающийся, преподаватель и администратор; каждый видит только свои вызовы и карточки. Место рассчитано на экран компьютера: на телефоне и в окне уже 1024 пикселей вместо наложенных друг на друга блоков показывается сообщение «Рабочее место рассчитано на экран компьютера» с кнопками «В кабинет» и «Всё равно открыть».</w:t>
       </w:r>
     </w:p>
     <w:bookmarkStart w:id="63" w:name="как-проходит-вызов"/>
@@ -4690,7 +4726,7 @@
         <w:t xml:space="preserve"> </w:t>
       </w:r>
       <w:r>
-        <w:t xml:space="preserve">Статус телефонии «Доступен», внизу журнал своих карточек с оценками и кнопкой «разбор».</w:t>
+        <w:t xml:space="preserve">Статус телефонии «Доступен», внизу журнал своих карточек с кнопкой «разбор»: в тренировке — с баллом самопроверки, на занятии — «после проверки». В журнале только оценки этого места: плашки той же карточки у мест ДДС оцениваются отдельно.</w:t>
       </w:r>
     </w:p>
     <w:p>
@@ -4838,7 +4874,7 @@
         <w:pStyle w:val="Compact"/>
       </w:pPr>
       <w:r>
-        <w:t xml:space="preserve">«что случилось?»: поиск по 51 типу с синонимами («пожар» находит 101), частые кнопки, значимые типы; можно выбрать несколько типов;</w:t>
+        <w:t xml:space="preserve">«что случилось?»: поиск по 51 типу с синонимами («пожар» находит 101, «приступ» и «медицина» — 103), частые кнопки, значимые типы; можно выбрать несколько типов. Поиск идёт и по всему классификатору: если слово есть в листе, его признаках или названии группы, в списке появляется тип этого листа с подсказкой — «судороги» → «103 — Судороги», «мусоропровод» → 101. Окончания не мешают: длинное слово ищется по основе («судорогами», «медицинской»);</w:t>
       </w:r>
     </w:p>
     <w:p>
@@ -6990,7 +7026,7 @@
         <w:pStyle w:val="Compact"/>
       </w:pPr>
       <w:r>
-        <w:t xml:space="preserve">манера по характеру: спокойный, в панике («Быстрее!»), пожилой («Сынок, тут такое…»), ребёнок;</w:t>
+        <w:t xml:space="preserve">манера по характеру: спокойный, в панике («Быстрее!» — через реплику, не в каждой), пожилой («Ой…» в первом ответе), ребёнок, раздражённый. «Сынок» / «дочка» у пожилого и «дядя» / «тётя» у ребёнка — только по полу оператора (по отчеству в учётной записи); если пол не понятен, без обращения. То же правило получает и модель;</w:t>
       </w:r>
     </w:p>
     <w:p>
@@ -7002,7 +7038,7 @@
         <w:pStyle w:val="Compact"/>
       </w:pPr>
       <w:r>
-        <w:t xml:space="preserve">заметки билета для преподавателя («сообщает только на вопрос», «при уточнении — дом 11») не произносит.</w:t>
+        <w:t xml:space="preserve">заметки билета для преподавателя («сообщает только на вопрос», «при уточнении — дом 11») не произносит, сокращения билета говорит словами: «03 не требуется» → «скорая не нужна», «а/м» → «машина», «д/р» → «дата рождения».</w:t>
       </w:r>
     </w:p>
     <w:p>
@@ -7740,7 +7776,7 @@
         <w:pStyle w:val="FirstParagraph"/>
       </w:pPr>
       <w:r>
-        <w:t xml:space="preserve">Каждое расхождение показывается с цитатой: «Заявитель: «Дом 14 этажей, газифицирован» → в карточке «Проведена ли газификация»: не отмечено». Факт, о котором заявитель не говорил, в вину не ставится: тогда срабатывает проверка обязательного вопроса («не спросил про газ»). «Нет» в строке опросной карты засчитывается, только если оператор его выбрал: пустая строка — не «нет». Сведение, для которого в выбранной опросной карте нет строки, достаточно записать в описание. Факт считается сказанным, только если в реплике есть нужное значение (число этажей, слово про газ), а не просто похожие слова.</w:t>
+        <w:t xml:space="preserve">Каждое расхождение показывается с цитатой: «Заявитель: «Дом 14 этажей, газифицирован» → в карточке «Проведена ли газификация»: не отмечено». Факт, о котором заявитель не говорил, в вину не ставится: тогда срабатывает проверка обязательного вопроса («не спросил про газ»). «Нет» в строке опросной карты засчитывается, только если оператор его выбрал: пустая строка — не «нет». Сведение, для которого в выбранной опросной карте нет строки, достаточно записать в описание; число засчитывается там рядом со словом строки («дом 17 этажей»), а номер дома («д. 17») этажностью не считается. Доказательство говорит, где найдено: в строке опросной карты или в описании. Факт считается сказанным, только если в реплике есть нужное значение (число этажей — цифрами или словами, слово про газ), а не просто похожие слова; в цитату берётся реплика с этим значением («Дом семнадцатиэтажный», а не «на седьмом этаже»).</w:t>
       </w:r>
     </w:p>
     <w:p>
@@ -7758,7 +7794,7 @@
         <w:t xml:space="preserve"> </w:t>
       </w:r>
       <w:r>
-        <w:t xml:space="preserve">(если модель настроена): модель читает расшифровку и карточку и находит сказанное, но не записанное, и оценивает, поймёт ли описание следующий диспетчер. Они выполняются после ответа сервера и дописываются в ту же попытку. Без модели эти две проверки «не применимо» и на балл не влияют.</w:t>
+        <w:t xml:space="preserve">(если модель настроена): модель читает расшифровку и карточку и находит сказанное, но не записанное, и оценивает, поймёт ли описание следующий диспетчер. Поле называется «Фамилия и имя»: фамилия и имя без отчества расхождением не считаются. То, что правила уже сверили с эталоном задания, — адрес, заявителя, тип, службы, факты сценария — модель не оценивает и не повторяет: ИИ-заявитель может оговориться («корпус 1, 2»), а в зачёт идёт сверка с эталоном. Модель ищет только то, чего правила не видят. Они выполняются после ответа сервера и дописываются в ту же попытку. Без модели эти две проверки «не применимо» и на балл не влияют.</w:t>
       </w:r>
     </w:p>
     <w:bookmarkEnd w:id="71"/>
@@ -7853,7 +7889,27 @@
         <w:pStyle w:val="BodyText"/>
       </w:pPr>
       <w:r>
-        <w:t xml:space="preserve">Практика привязана к сессии входа, а не только к учётной записи: на демо-стенде несколько проверяющих входят под одной демо-учёткой одновременно и не видят вызовы и карточки друг друга. После выхода или истечения сессии её практика завершается при следующем запуске тренировки. Занятие принадлежит преподавателю группы, поэтому попытки видны в его проверке; в списке занятий класса практика не показывается.</w:t>
+        <w:t xml:space="preserve">Практика привязана к сессии входа, а не только к учётной записи: на демо-стенде несколько проверяющих входят под одной демо-учёткой одновременно и не видят вызовы и карточки друг друга. Занятие принадлежит преподавателю группы, поэтому попытки видны в его проверке; в списке занятий класса практика не показывается.</w:t>
+      </w:r>
+    </w:p>
+    <w:p>
+      <w:pPr>
+        <w:pStyle w:val="BodyText"/>
+      </w:pPr>
+      <w:r>
+        <w:t xml:space="preserve">Выход с места, как на месте ДДС: на экране ожидания вызова справа «Завершить тренировку» (только в практике: новые вызовы больше не приходят, журнал и разборы остаются в кабинете), «В кабинет» и «Выйти». Брошенная практика не висит «идущим занятием»: при «Выйти» практика этой сессии завершается сразу, а планировщик каждые 10 минут завершает практику, у которой сессия закончилась или в которой 90 минут ничего не происходило — ни вызова, ни карточки, ни статуса (практика ДДС при этом получает разбор, как по «Завершить тренировку»). Правило —</w:t>
+      </w:r>
+      <w:r>
+        <w:t xml:space="preserve"> </w:t>
+      </w:r>
+      <w:r>
+        <w:rPr>
+          <w:rStyle w:val="VerbatimChar"/>
+        </w:rPr>
+        <w:t xml:space="preserve">src/lib/lessons/practice-cleanup.ts</w:t>
+      </w:r>
+      <w:r>
+        <w:t xml:space="preserve">.</w:t>
       </w:r>
     </w:p>
     <w:p>
@@ -10200,7 +10256,7 @@
               <w:t xml:space="preserve"> </w:t>
             </w:r>
             <w:r>
-              <w:t xml:space="preserve">(сверка по основам слов, нужна половина)</w:t>
+              <w:t xml:space="preserve">(сверка по основам слов; ошибка, если не хватает хотя бы одного — вердикт совпадает с доказательством)</w:t>
             </w:r>
           </w:p>
         </w:tc>
@@ -10466,7 +10522,7 @@
               <w:jc w:val="left"/>
             </w:pPr>
             <w:r>
-              <w:t xml:space="preserve">только если преподаватель задал шаблон: «Наряд № {номер} направлен…» не соблюдён — показан образец</w:t>
+              <w:t xml:space="preserve">только если преподаватель задал шаблон и только у «Работы завершены» (не у отказа): «Наряд № {номер} направлен…» не соблюдён — показан образец</w:t>
             </w:r>
           </w:p>
         </w:tc>
@@ -11595,7 +11651,7 @@
         <w:t xml:space="preserve"> </w:t>
       </w:r>
       <w:r>
-        <w:t xml:space="preserve">происшествий — из утверждённых сценариев; ничего не выбрано — все утверждённые. Рядом с каждой категорией — сколько в ней утверждённых сценариев (с учётом локации);</w:t>
+        <w:t xml:space="preserve">происшествий — из утверждённых сценариев; ничего не выбрано — все утверждённые. Рядом с каждой категорией — сколько в ней утверждённых сценариев (с учётом локации), как в «Сгенерировать по категории»; задания только для места 112 тоже считаются, а если в категории только они, форма предупредит, что местам ДДС из неё раздать нечего;</w:t>
       </w:r>
     </w:p>
     <w:p>
@@ -11774,7 +11830,7 @@
         <w:t xml:space="preserve"> </w:t>
       </w:r>
       <w:r>
-        <w:t xml:space="preserve">Каждому ученику группы — место: роль «112» (принимает вызовы ИИ-заявителя и заполняет карточку) или «ДДС» (получает карточки и ведёт статусы). Для ДДС выбирается служба, по умолчанию «Поселение Вороновское» — как на скриншотах заказчика. Задания раздаются галочками по местам — «первому — задание 1, пятому — задание 3»: у каждого места ряд номеров, номер = утверждённый сценарий из списка над таблицей. Быстрые кнопки: «Всем ДДС», «Всем 112», «Чередовать», «Задания по кругу», «Все задания всем». Режим</w:t>
+        <w:t xml:space="preserve">Каждому ученику группы — место: роль «112» (принимает вызовы ИИ-заявителя и заполняет карточку) или «ДДС» (получает карточки и ведёт статусы). Для ДДС выбирается служба, по умолчанию «Поселение Вороновское» — как на скриншотах заказчика; в списке сначала район («Щукино — поселение»), по алфавиту, а поле «Найти службу ДДС» оставляет в списках только подходящие. Задания раздаются галочками по местам — «первому — задание 1, пятому — задание 3»: у каждого места ряд номеров, номер = утверждённый сценарий из списка над таблицей. Быстрые кнопки: «Всем ДДС», «Всем 112», «Чередовать», «Задания по кругу», «Все задания всем». Режим</w:t>
       </w:r>
       <w:r>
         <w:t xml:space="preserve"> </w:t>
@@ -11817,6 +11873,18 @@
       </w:r>
       <w:r>
         <w:t xml:space="preserve">Форма занятия и страница черновика занятия сразу показывают, что получат места без заданий:</w:t>
+      </w:r>
+    </w:p>
+    <w:p>
+      <w:pPr>
+        <w:numPr>
+          <w:ilvl w:val="0"/>
+          <w:numId w:val="1034"/>
+        </w:numPr>
+        <w:pStyle w:val="Compact"/>
+      </w:pPr>
+      <w:r>
+        <w:t xml:space="preserve">местам без заданий доступно меньше пяти сценариев — предупреждение «Карточки будут повторяться: доступно N сценариев». Одну и ту же ситуацию место не получает дважды подряд, пока есть другая;</w:t>
       </w:r>
     </w:p>
     <w:p>
@@ -16048,7 +16116,27 @@
         <w:pStyle w:val="FirstParagraph"/>
       </w:pPr>
       <w:r>
-        <w:t xml:space="preserve">Каждое значимое действие записывается: входы и неудачные попытки, блокировки, изменения пользователей и настроек (было → стало), группы и их состав, подтверждение и правка оценок преподавателем, пуск и остановка служб, резервные копии, ошибки сервера. Фильтры по событию, пользователю и датам, выгрузка в CSV для Excel.</w:t>
+        <w:t xml:space="preserve">Каждое значимое действие записывается: входы и неудачные попытки, блокировки, изменения пользователей и настроек (было → стало), группы и их состав, занятия, работа на местах 112 и ДДС, подтверждение и правка оценок преподавателем, правки ИИ-проверок, веса оценки, сценарии, пуск и остановка служб, резервные копии, ошибки сервера. Фильтры по виду события, логину и датам, выгрузка в CSV для Excel.</w:t>
+      </w:r>
+    </w:p>
+    <w:p>
+      <w:pPr>
+        <w:pStyle w:val="BodyText"/>
+      </w:pPr>
+      <w:r>
+        <w:t xml:space="preserve">Запись читается без справочника: кто — ФИО и логин, событие — по-русски, объект — как его знают люди (занятие «Название», попытка ученика с карточкой и занятием, карточка № N, служба на карточке, пользователь, группа, настройка), что изменилось — «поле: было → стало» с русскими названиями и московским временем; длинное раскрывается по щелчку. В CSV те же колонки, код события — последней колонкой, для фильтров в Excel. У каждого события, которое пишет код, есть русское название — это проверяет тест</w:t>
+      </w:r>
+      <w:r>
+        <w:t xml:space="preserve"> </w:t>
+      </w:r>
+      <w:r>
+        <w:rPr>
+          <w:rStyle w:val="VerbatimChar"/>
+        </w:rPr>
+        <w:t xml:space="preserve">tests/audit-labels.test.ts</w:t>
+      </w:r>
+      <w:r>
+        <w:t xml:space="preserve">.</w:t>
       </w:r>
     </w:p>
     <w:p>

--- a/docs/documentation.docx
+++ b/docs/documentation.docx
@@ -59,7 +59,7 @@
         <w:pStyle w:val="Date"/>
       </w:pPr>
       <w:r>
-        <w:t xml:space="preserve">27</w:t>
+        <w:t xml:space="preserve">28</w:t>
       </w:r>
       <w:r>
         <w:t xml:space="preserve"> </w:t>
@@ -428,7 +428,7 @@
               <w:jc w:val="left"/>
             </w:pPr>
             <w:r>
-              <w:t xml:space="preserve">96 ситуаций из билетов, генерация ИИ, правка преподавателем</w:t>
+              <w:t xml:space="preserve">96 ситуаций из билетов, 3 их варианта с ошибкой в карточке, 4 задания по инструкции оператора, генерация ИИ, правка преподавателем</w:t>
             </w:r>
           </w:p>
         </w:tc>
@@ -1011,7 +1011,7 @@
         <w:t xml:space="preserve">scripts/build-scenarios.ts</w:t>
       </w:r>
       <w:r>
-        <w:t xml:space="preserve">). Персона заявителя: ФИО, роль, телефон, адрес, который он называет сразу, и скрытый адрес (курсив в билете), который выдаёт только на уточняющий вопрос; факты, которые сообщает только на вопрос. Эталон карточки: тип по классификатору, флаги, службы по движку подбора, обязательные вопросы. Эталон для ДДС: решение за 30 секунд, цепочка статусов, доклад бригады, что должно быть в итоговом комментарии, ловушки.</w:t>
+        <w:t xml:space="preserve">). Персона заявителя: ФИО, роль, телефон, адрес, который он называет сразу, и скрытый адрес (курсив в билете), который выдаёт только на уточняющий вопрос; факты, которые сообщает только на вопрос. Эталон карточки: тип по классификатору, флаги, службы по движку подбора, обязательные вопросы. Эталон для ДДС: решение «Принята» / «Не принята», цепочка статусов, доклад бригады, что должно быть в итоговом комментарии, ловушки.</w:t>
       </w:r>
     </w:p>
     <w:p>
@@ -1440,7 +1440,7 @@
               <w:jc w:val="left"/>
             </w:pPr>
             <w:r>
-              <w:t xml:space="preserve">говорит видимый адрес, истинный — только на уточняющий вопрос; факты — только если спросили; манера по характеру (паника, пожилой, ребёнок). Тишину и обрыв линии модель не играет: их задают правила сценария</w:t>
+              <w:t xml:space="preserve">берёт трубку словами «Алло…» и рассказывает, что случилось, в ответ на приветствие оператора; говорит видимый адрес, истинный — только на уточняющий вопрос; факты — только если спросили; манера по характеру (паника, пожилой, ребёнок). Тишину и обрыв линии модель не играет: их задают правила сценария</w:t>
             </w:r>
           </w:p>
         </w:tc>
@@ -1516,7 +1516,7 @@
               <w:jc w:val="left"/>
             </w:pPr>
             <w:r>
-              <w:t xml:space="preserve">сам звонит на каждом этапе: выехали, прибыли, работы, итог; отвечает, когда диспетчер звонит сам</w:t>
+              <w:t xml:space="preserve">сам звонит на каждом этапе: выехали, прибыли, работы, итог; в сценарии с ошибкой в карточке при прибытии называет расхождение; отвечает, когда диспетчер звонит сам</w:t>
             </w:r>
           </w:p>
         </w:tc>
@@ -1565,7 +1565,7 @@
         <w:pStyle w:val="BodyText"/>
       </w:pPr>
       <w:r>
-        <w:t xml:space="preserve">Промпты написаны под задачу 112 и ДДС. Без модели ответы строятся по фактам сценария: ключевые слова вопроса → нужный факт. Голос — нажми-и-говори: речь распознаётся сервером или браузером, ответ озвучивается мужским или женским голосом по персоне и с её манерой — паника, пожилой человек, ребёнок, деловой доклад бригады. На стенде голос звучит потоком: первые слова раньше, чем модель закончит фразу. Быстрые ответы собеседника даёт лёгкая модель, оценку и разбор свободного текста — более сильная.</w:t>
+        <w:t xml:space="preserve">Промпты написаны под задачу 112 и ДДС. Без модели ответы строятся по фактам сценария: ключевые слова вопроса → нужный факт. Голос — нажми-и-говори: речь распознаётся сервером или браузером, ответ озвучивается мужским или женским голосом по персоне и с её манерой — паника, пожилой человек, ребёнок, деловой доклад бригады. Сокращения билетов («ул.», «д.», «кв.», «03», «а/м») собеседник произносит словами, как люди говорят вслух, а не по буквам. На стенде голос звучит потоком: первые слова раньше, чем модель закончит фразу. Быстрые ответы собеседника даёт лёгкая модель, оценку и разбор свободного текста — более сильная.</w:t>
       </w:r>
     </w:p>
     <w:p>
@@ -1613,7 +1613,7 @@
         <w:pStyle w:val="Compact"/>
       </w:pPr>
       <w:r>
-        <w:t xml:space="preserve">Место ДДС: 16 проверок правилами по каталогу нарушений из памятки — ответ за 30 секунд, наряд за 3 минуты, статусы по докладам бригады не позже минуты, итоговый статус, итог в комментарии, «кому передано» при отказе, решение по эталону, понятность комментариев и др. Решение сверяется с эталоном только там, где материалы его определяют: «Принята» — служба будет работать, «Не принята» — объект не её (памятка, стр. 25, 28–29); если из материалов не видно, работает ли служба (префектура, Мос.Без., Мосжилинспекция, районная ДДС без описанной роли, место без записи своего уровня), решение «не применимо», а ответ за 30 с и комментарий оцениваются всегда; если преподаватель задал шаблон итогового комментария — ещё проверка шаблона; если подключена модель — её проверка понятности. Подробно — dds.md.</w:t>
+        <w:t xml:space="preserve">Место ДДС: 17 проверок правилами по каталогу нарушений из памятки и ответам заказчика — карточка открыта за 30 секунд и первая запись (статус и текст) за 3 минуты — по ответу заказчика 27.09, других норм у статусов нет; статусы по докладам бригады не позже минуты, итоговый статус, итог в комментарии, «кому передано» при отказе, решение по эталону, звонок в 112 об ошибке в карточке (в сценариях с такой ошибкой), понятность комментариев и др. Решение сверяется с эталоном только там, где материалы его определяют: «Принята» — служба будет работать, «Не принята» — объект не её (памятка, стр. 25, 28–29); если из материалов не видно, работает ли служба (префектура, Мос.Без., Мосжилинспекция, районная ДДС без описанной роли, место без записи своего уровня), решение «не применимо», а нормативы и комментарий оцениваются всегда; если преподаватель задал шаблон итогового комментария — ещё проверка шаблона; если подключена модель — её проверка понятности. Подробно — dds.md.</w:t>
       </w:r>
     </w:p>
     <w:p>
@@ -2755,7 +2755,7 @@
         <w:t xml:space="preserve"> </w:t>
       </w:r>
       <w:r>
-        <w:t xml:space="preserve">— по последним 10 подтверждённым попыткам в роли места: у 112 — набор карточки, у ДДС — от «Добавлена» до «Принята / Не принята» (те же времена, что в отчёте). Время скошено — изредка бывают очень долгие ответы, — поэтому считается по логарифму:</w:t>
+        <w:t xml:space="preserve">— по последним 10 подтверждённым попыткам в роли места: у 112 — набор карточки, у ДДС — от «Добавлена» до открытия карточки (те же времена, что в отчёте). Время скошено — изредка бывают очень долгие ответы, — поэтому считается по логарифму:</w:t>
       </w:r>
       <w:r>
         <w:t xml:space="preserve"> </w:t>
@@ -3342,7 +3342,7 @@
               <w:jc w:val="left"/>
             </w:pPr>
             <w:r>
-              <w:t xml:space="preserve">статусы и нормативы (30 секунд, «Не принята» только с комментарием, особенности 103 и 104), правило «район + округ»</w:t>
+              <w:t xml:space="preserve">статусы и нормативы (30 секунд — открыть карточку, 3 минуты — первая запись: статус и текст, по ответу заказчика 27.09; «Не принята» только с комментарием, особенности 103 и 104), правило «район + округ»</w:t>
             </w:r>
           </w:p>
         </w:tc>
@@ -4234,7 +4234,7 @@
         <w:t xml:space="preserve"> </w:t>
       </w:r>
       <w:r>
-        <w:t xml:space="preserve">по ключевым службам — решение «Принята / Не принята» за 30 секунд (для «Не принята» — причина и кому передано), цепочка статусов по докладам старшего бригады, что обязательно в итоговом комментарии, ловушки из памятки (отказ «потому что реагирует другая служба», 103 не ставит «Не принята», 104 может не писать комментарии, дубли). Среди них билет 30-3 — ровно та ДДС «Поселение Вороновское», что на скриншотах заказчика. Тест</w:t>
+        <w:t xml:space="preserve">по ключевым службам — решение «Принята / Не принята» (для «Не принята» — причина и кому передано), цепочка статусов по докладам старшего бригады, что обязательно в итоговом комментарии, ловушки из памятки (отказ «потому что реагирует другая служба», 103 не ставит «Не принята», 104 может не писать комментарии, дубли). Среди них билет 30-3 — ровно та ДДС «Поселение Вороновское», что на скриншотах заказчика. Тест</w:t>
       </w:r>
       <w:r>
         <w:t xml:space="preserve"> </w:t>
@@ -4282,6 +4282,23 @@
       </w:r>
       <w:r>
         <w:t xml:space="preserve">): тишина на линии, обрыв звонка на первой фразе, обрыв после названного адреса и повторный вызов о пожаре из билета 4-1. На места ДДС они не попадают. Подробно — op112.md.</w:t>
+      </w:r>
+    </w:p>
+    <w:p>
+      <w:pPr>
+        <w:pStyle w:val="BodyText"/>
+      </w:pPr>
+      <w:r>
+        <w:t xml:space="preserve">Ещё 3 утверждённых варианта билетов 2-1, 4-1 и 5-1 — с ошибкой в карточке, о которой бригада докладывает с места, а диспетчер ДДС сообщает в 112 (</w:t>
+      </w:r>
+      <w:r>
+        <w:rPr>
+          <w:rStyle w:val="VerbatimChar"/>
+        </w:rPr>
+        <w:t xml:space="preserve">data/scenarios-card-errors.json</w:t>
+      </w:r>
+      <w:r>
+        <w:t xml:space="preserve">). Всего в поставке 103 сценария, 40 из них утверждены. Подробно — dds.md.</w:t>
       </w:r>
     </w:p>
     <w:bookmarkEnd w:id="52"/>
@@ -4792,7 +4809,7 @@
         <w:t xml:space="preserve"> </w:t>
       </w:r>
       <w:r>
-        <w:t xml:space="preserve">Справа панель «Разговор с заявителем»: вопрос можно напечатать (Enter — сказать), выбрать из готовых фраз или сказать голосом (кнопка «Удерживайте, чтобы говорить» или пробел). Реплики заявителя звучат голосом; звук выключается кнопкой с динамиком. В учебном режиме под разговором видно, о чём уже спросили: адрес, пострадавшие, газ, этажность и т. д.</w:t>
+        <w:t xml:space="preserve">Справа панель «Разговор с заявителем»: вопрос можно напечатать (Enter — сказать), выбрать из готовых фраз или сказать голосом (кнопка «Удерживайте, чтобы говорить» или пробел). Над разговором переключатель «Голос / Текст». В режиме «Голос» реплики заявителя звучат вслух, а панель называется «Расшифровка разговора»; в режиме «Текст» реплики только на экране и не озвучиваются — ни сразу, ни позже. Кнопка «Удерживайте, чтобы говорить» или пробел сами включают «Голос», набор текста в поле — «Текст»; пока заявитель говорит, на кнопке — «Собеседник говорит». По умолчанию «Голос», если можно говорить голосом (есть сервер распознавания или распознавание в браузере), иначе «Текст»; выбор запоминается в браузере. Так же устроены звонки в службы из отработки. В учебном режиме под разговором видно, о чём уже спросили: адрес, пострадавшие, газ, этажность и т. д.</w:t>
       </w:r>
     </w:p>
     <w:p>
@@ -6990,7 +7007,7 @@
         <w:pStyle w:val="Compact"/>
       </w:pPr>
       <w:r>
-        <w:t xml:space="preserve">в первой фразе говорит только, что случилось;</w:t>
+        <w:t xml:space="preserve">сняв трубку, говорит только короткое «Алло…» по характеру («Алло, здравствуйте…», в панике «Алло! Алло, это 112?!») и ждёт; что случилось — рассказывает в ответ на приветствие или первый вопрос оператора, а если оператор сразу спросил о другом, всё равно начинает с беды. Так рассказ не звучит дважды;</w:t>
       </w:r>
     </w:p>
     <w:p>
@@ -7002,7 +7019,7 @@
         <w:pStyle w:val="Compact"/>
       </w:pPr>
       <w:r>
-        <w:t xml:space="preserve">называет адрес так, как в билете; точный адрес — только на уточняющий вопрос («какой номер дома?», «где именно?», повторный вопрос об адресе);</w:t>
+        <w:t xml:space="preserve">сказанное не пересказывает слово в слово: на повторный вопрос отвечает коротко («Я же говорю — горит балкон на тринадцатом этаже!») или добавляет то, чего ещё не говорил; адрес, имя и телефон по просьбе повторяет («Повторяю: …»);</w:t>
       </w:r>
     </w:p>
     <w:p>
@@ -7014,7 +7031,7 @@
         <w:pStyle w:val="Compact"/>
       </w:pPr>
       <w:r>
-        <w:t xml:space="preserve">факты (этажность, газ, доступ, пострадавшие, оружие…) — только если о них спросили; чего в билете нет — «не знаю»;</w:t>
+        <w:t xml:space="preserve">говорит живо и разговорно: короткие фразы, эмоции, без книжных оборотов и канцелярита;</w:t>
       </w:r>
     </w:p>
     <w:p>
@@ -7026,7 +7043,7 @@
         <w:pStyle w:val="Compact"/>
       </w:pPr>
       <w:r>
-        <w:t xml:space="preserve">манера по характеру: спокойный, в панике («Быстрее!» — через реплику, не в каждой), пожилой («Ой…» в первом ответе), ребёнок, раздражённый. «Сынок» / «дочка» у пожилого и «дядя» / «тётя» у ребёнка — только по полу оператора (по отчеству в учётной записи); если пол не понятен, без обращения. То же правило получает и модель;</w:t>
+        <w:t xml:space="preserve">называет адрес так, как в билете; точный адрес — только на уточняющий вопрос («какой номер дома?», «где именно?», повторный вопрос об адресе);</w:t>
       </w:r>
     </w:p>
     <w:p>
@@ -7038,12 +7055,59 @@
         <w:pStyle w:val="Compact"/>
       </w:pPr>
       <w:r>
-        <w:t xml:space="preserve">заметки билета для преподавателя («сообщает только на вопрос», «при уточнении — дом 11») не произносит, сокращения билета говорит словами: «03 не требуется» → «скорая не нужна», «а/м» → «машина», «д/р» → «дата рождения».</w:t>
+        <w:t xml:space="preserve">факты (этажность, газ, доступ, пострадавшие, оружие…) — только если о них спросили; чего в билете нет — «не знаю»;</w:t>
+      </w:r>
+    </w:p>
+    <w:p>
+      <w:pPr>
+        <w:numPr>
+          <w:ilvl w:val="0"/>
+          <w:numId w:val="1021"/>
+        </w:numPr>
+        <w:pStyle w:val="Compact"/>
+      </w:pPr>
+      <w:r>
+        <w:t xml:space="preserve">манера по характеру: спокойный, в панике («Помогите!» в рассказе, дальше «Быстрее!» через реплику, не в каждой), пожилой («Ой…» один раз после рассказа), ребёнок, раздражённый. «Сынок» / «дочка» у пожилого и «дядя» / «тётя» у ребёнка — только по полу оператора (по отчеству в учётной записи); если пол не понятен, без обращения. То же правило получает и модель;</w:t>
+      </w:r>
+    </w:p>
+    <w:p>
+      <w:pPr>
+        <w:numPr>
+          <w:ilvl w:val="0"/>
+          <w:numId w:val="1021"/>
+        </w:numPr>
+        <w:pStyle w:val="Compact"/>
+      </w:pPr>
+      <w:r>
+        <w:t xml:space="preserve">заметки билета для преподавателя («сообщает только на вопрос», «при уточнении — дом 11») не произносит, сокращения говорит словами, как их произносят вслух: «ул. Грина, д. 11, кв. 5» → «улица Грина, дом 11, квартира 5», «на ул. Грина» → «на улице Грина», «д. Истомиха» → «деревня Истомиха», «м. Отрадное» → «метро Отрадное», «50 м» → «50 метров», «МКАД, 73 км» → «МКАД, 73-й километр», «03 не требуется» → «скорая не нужна», «а/м» → «машина», «д/р» → «дата рождения».</w:t>
       </w:r>
     </w:p>
     <w:p>
       <w:pPr>
         <w:pStyle w:val="FirstParagraph"/>
+      </w:pPr>
+      <w:r>
+        <w:t xml:space="preserve">Сокращения раскрывает</w:t>
+      </w:r>
+      <w:r>
+        <w:t xml:space="preserve"> </w:t>
+      </w:r>
+      <w:r>
+        <w:rPr>
+          <w:rStyle w:val="VerbatimChar"/>
+        </w:rPr>
+        <w:t xml:space="preserve">src/lib/speech/sayable.ts</w:t>
+      </w:r>
+      <w:r>
+        <w:t xml:space="preserve"> </w:t>
+      </w:r>
+      <w:r>
+        <w:t xml:space="preserve">— для всех собеседников (заявитель, бригада, дежурные служб) до сохранения реплики и ещё раз перед синтезом голоса. Неоднозначные метки читаются по соседям: «д.» перед номером — дом, перед названием — деревня; «м.» перед названием — метро, после числа — метры; «г.» перед названием — город, после года — года. Текст, который набирает обучающийся, не меняется. Проверка адреса сравнивает улицу и дом в тех же произносимых формах: «посёлок ЛМС, микрорайон Солнечный» совпадает с «пос. ЛМС, мкр Солнечный» из эталона, «дом 21» — с «21».</w:t>
+      </w:r>
+    </w:p>
+    <w:p>
+      <w:pPr>
+        <w:pStyle w:val="BodyText"/>
       </w:pPr>
       <w:r>
         <w:t xml:space="preserve">Два режима, переключаются настройкой модели (</w:t>
@@ -7104,7 +7168,7 @@
         <w:t xml:space="preserve">src/lib/op112/caller.ts</w:t>
       </w:r>
       <w:r>
-        <w:t xml:space="preserve">; модель возвращает реплику и ключи сказанных фактов;</w:t>
+        <w:t xml:space="preserve">; модель возвращает реплику и ключи сказанных фактов. «Алло…» при снятии трубки и в этом режиме говорится по правилам — сразу и без запроса к модели, а модель видит его в истории разговора и получает те же правила: рассказ после приветствия, без пересказа, живая речь;</w:t>
       </w:r>
     </w:p>
     <w:p>
@@ -7126,7 +7190,7 @@
         <w:t xml:space="preserve"> </w:t>
       </w:r>
       <w:r>
-        <w:t xml:space="preserve">— заявитель отвечает по правилам: вопрос оператора сопоставляется с темой (адрес, газ, этажность, пострадавшие…), а если тема не найдена — с фактом билета по общим словам («Какой номер маршрута?» → «Горит кабина автобуса маршрута № 63»). Ответы детерминированы, демо работает без сети.</w:t>
+        <w:t xml:space="preserve">— заявитель отвечает по правилам: вопрос оператора сопоставляется с темой (адрес, газ, этажность, пострадавшие…), а если тема не найдена — с фактом билета по общим словам («Какой номер маршрута?» → «Горит кабина автобуса маршрута номер 63»). Ответы детерминированы, демо работает без сети.</w:t>
       </w:r>
     </w:p>
     <w:p>
@@ -8355,7 +8419,25 @@
         <w:pStyle w:val="FirstParagraph"/>
       </w:pPr>
       <w:r>
-        <w:t xml:space="preserve">Место ДДС повторяет АРМ-112 дежурно-диспетчерской службы со скриншотов заказчика: лента происшествий, карточка в режиме просмотра, полоса служб, окно статуса и синее окно истории. Диспетчер карточку не проверяет (ответ заказчика #739) — он отвечает «Принята» или «Не принята» за 30 секунд, отправляет наряд и ставит статусы по докладам бригады, которые приходят по телефону (#691). Всё, что он сделал, сразу разбирается по нарушениям из памятки ДДС.</w:t>
+        <w:t xml:space="preserve">Место ДДС повторяет АРМ-112 дежурно-диспетчерской службы со скриншотов заказчика: лента происшествий, карточка в режиме просмотра, полоса служб, окно статуса и синее окно истории. Диспетчер карточку не проверяет (ответ заказчика #739) — он открывает её за 30 секунд, в течение 3 минут делает первую запись (статус и текст: «Принята» или «Не принята» с комментарием), отправляет наряд и ставит статусы по докладам бригады, которые приходят по телефону (#691).</w:t>
+      </w:r>
+    </w:p>
+    <w:p>
+      <w:pPr>
+        <w:pStyle w:val="BodyText"/>
+      </w:pPr>
+      <w:r>
+        <w:rPr>
+          <w:bCs/>
+          <w:b/>
+        </w:rPr>
+        <w:t xml:space="preserve">Нормативы — по ответу заказчика 27.09 (чат задачи, #781):</w:t>
+      </w:r>
+      <w:r>
+        <w:t xml:space="preserve"> </w:t>
+      </w:r>
+      <w:r>
+        <w:t xml:space="preserve">30 секунд — от появления карточки в ленте («Добавлена») до её открытия; 3 минуты — от появления до первой записи: статус и непустой текст. Статус без текста запись не закрывает. Других временных норм у статусов нет: работы могут идти часами и днями. Отклоняя карточку, диспетчер пишет мотивированный отказ — почему не берёт и кому передано. Всё, что он сделал, сразу разбирается по нарушениям из памятки ДДС.</w:t>
       </w:r>
     </w:p>
     <w:bookmarkStart w:id="75" w:name="как-открыть"/>
@@ -8611,7 +8693,7 @@
           <wp:inline>
             <wp:extent cx="5334000" cy="3000375"/>
             <wp:effectExtent b="0" l="0" r="0" t="0"/>
-            <wp:docPr descr="Окно статуса и синее окно истории" title="" id="83" name="Picture"/>
+            <wp:docPr descr="Окно статуса: первая запись — статус и текст" title="" id="83" name="Picture"/>
             <a:graphic>
               <a:graphicData uri="http://schemas.openxmlformats.org/drawingml/2006/picture">
                 <pic:pic>
@@ -8654,7 +8736,7 @@
         <w:pStyle w:val="ImageCaption"/>
       </w:pPr>
       <w:r>
-        <w:t xml:space="preserve">Окно статуса и синее окно истории</w:t>
+        <w:t xml:space="preserve">Окно статуса: первая запись — статус и текст</w:t>
       </w:r>
     </w:p>
     <w:p>
@@ -8784,7 +8866,7 @@
         <w:t xml:space="preserve">#FF0000</w:t>
       </w:r>
       <w:r>
-        <w:t xml:space="preserve">) после 30 секунд без ответа; после ответа показывает, за сколько ответили (красным — если с опозданием). Норматив тикает у всех карточек в очереди сразу (#709);</w:t>
+        <w:t xml:space="preserve">), если карточку не открыли за 30 секунд. Норматив тикает у всех карточек в очереди сразу (#709);</w:t>
       </w:r>
     </w:p>
     <w:p>
@@ -8800,10 +8882,10 @@
           <w:bCs/>
           <w:b/>
         </w:rPr>
-        <w:t xml:space="preserve">3 минуты на отработку</w:t>
-      </w:r>
-      <w:r>
-        <w:t xml:space="preserve">: после «Принята» тот же таймер с песочными часами показывает, сколько осталось до конца норматива отработки (</w:t>
+        <w:t xml:space="preserve">3 минуты на первую запись</w:t>
+      </w:r>
+      <w:r>
+        <w:t xml:space="preserve">: когда карточка открыта, тот же таймер с песочными часами показывает, сколько осталось до конца норматива первой записи (</w:t>
       </w:r>
       <w:r>
         <w:rPr>
@@ -8812,7 +8894,7 @@
         <w:t xml:space="preserve">workSec</w:t>
       </w:r>
       <w:r>
-        <w:t xml:space="preserve">, 3 минуты от «Добавлена» — так же считает разбор «Наряд направлен в пределах отработки» и доска преподавателя): по памятке за это время надо отправить наряд (номер наряда в статусе или звонок наряду) или закрыть карточку. Таймер не зависит от эталона сценария — иначе он подсказывал бы решение. Время вышло — ячейка краснеет и показывает опоздание («+0:15»). Когда наряд отправлен или карточка закрыта, в ячейке снова время ответа;</w:t>
+        <w:t xml:space="preserve">, 3 минуты от «Добавлена», по ответу заказчика 27.09) — статуса с текстом. Время вышло — ячейка краснеет и показывает опоздание («+0:15»). После записи в ячейке — через сколько она сделана (красным — если с опозданием);</w:t>
       </w:r>
     </w:p>
     <w:p>
@@ -8875,7 +8957,7 @@
         <w:pStyle w:val="Compact"/>
       </w:pPr>
       <w:r>
-        <w:t xml:space="preserve">верхняя полоса: «Отключение», АОН, предоставленный номер, телефон на место (трубка рядом с номером звонит заявителю), «Происшествие N / Сохр. …», таймер своей службы (до ответа — секунды с «Добавлена» против 30 секунд, после «Принята» — сколько осталось на отработку; красный — опоздание), кнопки «просмотр» и «дополнение»;</w:t>
+        <w:t xml:space="preserve">верхняя полоса: «Отключение», АОН, предоставленный номер, телефон на место (трубка рядом с номером звонит заявителю), «Происшествие N / Сохр. …», таймер своей службы (сколько осталось на первую запись — статус и текст; красный — опоздание), кнопки «просмотр» и «дополнение»;</w:t>
       </w:r>
     </w:p>
     <w:p>
@@ -9232,7 +9314,7 @@
         <w:pStyle w:val="Compact"/>
       </w:pPr>
       <w:r>
-        <w:t xml:space="preserve">Первый ответ позже 30 секунд после «Добавлена» записывается с отметкой опоздания.</w:t>
+        <w:t xml:space="preserve">Открытие позже 30 секунд после «Добавлена» («Получена службой») и первая запись позже 3 минут записываются с отметкой опоздания — в окне истории время красное.</w:t>
       </w:r>
     </w:p>
     <w:p>
@@ -9389,7 +9471,7 @@
         <w:t xml:space="preserve"> </w:t>
       </w:r>
       <w:r>
-        <w:t xml:space="preserve">берутся из карточки сценария. Своя служба места есть всегда (#684, один алгоритм для всех ДДС): если места нет в карточке, районная ДДС или ДДС префектуры встаёт на место плашки своего уровня и получает её эталон; остальные службы добавляются в конец. Если записи своего уровня в эталоне нет, решение и наряд места не оцениваются («не применимо»): отсутствие записи — не повод требовать «Принята» и наряд. Ответ за 30 секунд и комментарии оцениваются всегда.</w:t>
+        <w:t xml:space="preserve">берутся из карточки сценария. Своя служба места есть всегда (#684, один алгоритм для всех ДДС): если места нет в карточке, районная ДДС или ДДС префектуры встаёт на место плашки своего уровня и получает её эталон; остальные службы добавляются в конец. Если записи своего уровня в эталоне нет, решение и наряд места не оцениваются («не применимо»): отсутствие записи — не повод требовать «Принята» и наряд. Нормативы (открыть карточку за 30 секунд, первая запись за 3 минуты) и комментарии оцениваются всегда.</w:t>
       </w:r>
     </w:p>
     <w:p>
@@ -9495,7 +9577,7 @@
         <w:t xml:space="preserve"> </w:t>
       </w:r>
       <w:r>
-        <w:t xml:space="preserve">(30 с),</w:t>
+        <w:t xml:space="preserve">(«Открыть карточку», 30 с),</w:t>
       </w:r>
       <w:r>
         <w:t xml:space="preserve"> </w:t>
@@ -9510,7 +9592,7 @@
         <w:t xml:space="preserve"> </w:t>
       </w:r>
       <w:r>
-        <w:t xml:space="preserve">(3 мин),</w:t>
+        <w:t xml:space="preserve">(«Первая запись — статус и текст», 3 мин; по ответу заказчика 27.09),</w:t>
       </w:r>
       <w:r>
         <w:t xml:space="preserve"> </w:t>
@@ -9591,7 +9673,7 @@
         <w:pStyle w:val="FirstParagraph"/>
       </w:pPr>
       <w:r>
-        <w:t xml:space="preserve">Софтфон открывается кнопкой «Телефон» справа внизу и сам всплывает при входящем звонке. Работает текстом; голос включён по умолчанию: реплики собеседника звучат мужским или женским голосом персонажа, ответить можно кнопкой «нажми и говори» (или пробелом), текстовое поле остаётся запасным вариантом. Всё сказанное пишется в</w:t>
+        <w:t xml:space="preserve">Софтфон открывается кнопкой «Телефон» справа внизу и сам всплывает при входящем звонке. В заголовке переключатель «Голос / Текст», как на месте 112: в режиме «Голос» реплики собеседника звучат мужским или женским голосом персонажа, а заголовок — «Расшифровка разговора»; в режиме «Текст» реплики только на экране. Кнопка «Удерживайте, чтобы говорить» (или пробел) сама включает «Голос», набор текста в поле — «Текст». По умолчанию «Голос», если можно говорить голосом, иначе «Текст». Всё сказанное пишется в</w:t>
       </w:r>
       <w:r>
         <w:t xml:space="preserve"> </w:t>
@@ -9653,19 +9735,16 @@
         <w:t xml:space="preserve">Доклады (#691, вариант «а»)</w:t>
       </w:r>
       <w:r>
-        <w:t xml:space="preserve">: после назначения наряд проходит этапы из эталона сценария — выехали, прибыли, начали работы, закончили (или «работы проводить не будем») — за время</w:t>
-      </w:r>
-      <w:r>
-        <w:t xml:space="preserve"> </w:t>
-      </w:r>
-      <w:r>
-        <w:rPr>
-          <w:rStyle w:val="VerbatimChar"/>
-        </w:rPr>
-        <w:t xml:space="preserve">workSec</w:t>
-      </w:r>
-      <w:r>
-        <w:t xml:space="preserve">. На каждом этапе старший звонит сам; звонок звонит 25 секунд и, если не ответить, становится пропущенным.</w:t>
+        <w:t xml:space="preserve">: после назначения наряд проходит этапы из эталона сценария — выехали, прибыли, начали работы, закончили (или «работы проводить не будем») — примерно за 3 минуты после отправки. Это темп учебной бригады (</w:t>
+      </w:r>
+      <w:r>
+        <w:rPr>
+          <w:rStyle w:val="VerbatimChar"/>
+        </w:rPr>
+        <w:t xml:space="preserve">CREW_PACE_SEC</w:t>
+      </w:r>
+      <w:r>
+        <w:t xml:space="preserve">), а не норматив: у статусов своих временных норм нет. На каждом этапе старший звонит сам; звонок звонит 25 секунд и, если не ответить, становится пропущенным.</w:t>
       </w:r>
     </w:p>
     <w:p>
@@ -9748,6 +9827,112 @@
       </w:r>
       <w:r>
         <w:t xml:space="preserve">— звонок по памятке, когда обстановка изменилась: оператор просит представиться, назвать адрес, номер карточки и что изменилось.</w:t>
+      </w:r>
+    </w:p>
+    <w:p>
+      <w:pPr>
+        <w:numPr>
+          <w:ilvl w:val="0"/>
+          <w:numId w:val="1030"/>
+        </w:numPr>
+        <w:pStyle w:val="Compact"/>
+      </w:pPr>
+      <w:r>
+        <w:rPr>
+          <w:bCs/>
+          <w:b/>
+        </w:rPr>
+        <w:t xml:space="preserve">Ошибка в карточке → бригада → звонок в 112</w:t>
+      </w:r>
+      <w:r>
+        <w:t xml:space="preserve"> </w:t>
+      </w:r>
+      <w:r>
+        <w:t xml:space="preserve">(ответ заказчика 27.09): об ошибке в карточке диспетчер обычно узнаёт от бригады, которая выехала на место, и сообщает о ней по телефону в 112; сам он вправе править только те поля, которые заполняет (статус, наряд, комментарий). В трёх утверждённых вариантах билетов (</w:t>
+      </w:r>
+      <w:r>
+        <w:rPr>
+          <w:rStyle w:val="VerbatimChar"/>
+        </w:rPr>
+        <w:t xml:space="preserve">data/scenarios-card-errors.json</w:t>
+      </w:r>
+      <w:r>
+        <w:t xml:space="preserve">: Б2-1 — не тот подъезд, Б4-1 — «пострадавших нет», а на месте пострадавший, Б5-1 — не тот корпус) старший наряда при докладе о прибытии называет расхождение. Оператор 112 на звонке принимает исправление: просит номер карточки и верные сведения. Сценарий задаёт это полем</w:t>
+      </w:r>
+      <w:r>
+        <w:t xml:space="preserve"> </w:t>
+      </w:r>
+      <w:r>
+        <w:rPr>
+          <w:rStyle w:val="VerbatimChar"/>
+        </w:rPr>
+        <w:t xml:space="preserve">ddsReference.cardError</w:t>
+      </w:r>
+      <w:r>
+        <w:t xml:space="preserve"> </w:t>
+      </w:r>
+      <w:r>
+        <w:t xml:space="preserve">(</w:t>
+      </w:r>
+      <w:r>
+        <w:rPr>
+          <w:rStyle w:val="VerbatimChar"/>
+        </w:rPr>
+        <w:t xml:space="preserve">what</w:t>
+      </w:r>
+      <w:r>
+        <w:t xml:space="preserve">,</w:t>
+      </w:r>
+      <w:r>
+        <w:t xml:space="preserve"> </w:t>
+      </w:r>
+      <w:r>
+        <w:rPr>
+          <w:rStyle w:val="VerbatimChar"/>
+        </w:rPr>
+        <w:t xml:space="preserve">inCard</w:t>
+      </w:r>
+      <w:r>
+        <w:t xml:space="preserve">,</w:t>
+      </w:r>
+      <w:r>
+        <w:t xml:space="preserve"> </w:t>
+      </w:r>
+      <w:r>
+        <w:rPr>
+          <w:rStyle w:val="VerbatimChar"/>
+        </w:rPr>
+        <w:t xml:space="preserve">onSite</w:t>
+      </w:r>
+      <w:r>
+        <w:t xml:space="preserve">,</w:t>
+      </w:r>
+      <w:r>
+        <w:t xml:space="preserve"> </w:t>
+      </w:r>
+      <w:r>
+        <w:rPr>
+          <w:rStyle w:val="VerbatimChar"/>
+        </w:rPr>
+        <w:t xml:space="preserve">report</w:t>
+      </w:r>
+      <w:r>
+        <w:t xml:space="preserve">,</w:t>
+      </w:r>
+      <w:r>
+        <w:t xml:space="preserve"> </w:t>
+      </w:r>
+      <w:r>
+        <w:rPr>
+          <w:rStyle w:val="VerbatimChar"/>
+        </w:rPr>
+        <w:t xml:space="preserve">mustSay</w:t>
+      </w:r>
+      <w:r>
+        <w:t xml:space="preserve"> </w:t>
+      </w:r>
+      <w:r>
+        <w:t xml:space="preserve">— образцы верных сведений).</w:t>
       </w:r>
     </w:p>
     <w:p>
@@ -9951,7 +10136,7 @@
               <w:jc w:val="left"/>
             </w:pPr>
             <w:r>
-              <w:t xml:space="preserve">Ответ «Принята / Не принята» за 30 с</w:t>
+              <w:t xml:space="preserve">Карточка открыта за 30 с</w:t>
             </w:r>
           </w:p>
         </w:tc>
@@ -9975,21 +10160,21 @@
               <w:jc w:val="left"/>
             </w:pPr>
             <w:r>
-              <w:t xml:space="preserve">нет ответа вообще — критично (карточка «Не оповещено»); ответ позже норматива</w:t>
-            </w:r>
-          </w:p>
-        </w:tc>
-      </w:tr>
-      <w:tr>
-        <w:tc>
-          <w:tcPr/>
-          <w:p>
-            <w:pPr>
-              <w:pStyle w:val="Compact"/>
-              <w:jc w:val="left"/>
-            </w:pPr>
-            <w:r>
-              <w:t xml:space="preserve">Наряд направлен в пределах отработки (3 мин)</w:t>
+              <w:t xml:space="preserve">открыли позже 30 секунд после «Добавлена»; не открыли вовсе — критично («Не оповещено»). Доказательство: когда появилась и когда открыта</w:t>
+            </w:r>
+          </w:p>
+        </w:tc>
+      </w:tr>
+      <w:tr>
+        <w:tc>
+          <w:tcPr/>
+          <w:p>
+            <w:pPr>
+              <w:pStyle w:val="Compact"/>
+              <w:jc w:val="left"/>
+            </w:pPr>
+            <w:r>
+              <w:t xml:space="preserve">Первая запись — статус и текст — за 3 мин</w:t>
             </w:r>
           </w:p>
         </w:tc>
@@ -10013,7 +10198,7 @@
               <w:jc w:val="left"/>
             </w:pPr>
             <w:r>
-              <w:t xml:space="preserve">«Принята» без наряда; не применяется, если служба по эталону наряд не высылает</w:t>
+              <w:t xml:space="preserve">первая запись позже 3 минут; статус без текста запись не закрывает; записи нет вовсе — критично. Доказательство: когда появилась, открыта, первая запись и её текст</w:t>
             </w:r>
           </w:p>
         </w:tc>
@@ -10485,6 +10670,82 @@
             </w:pPr>
             <w:r>
               <w:t xml:space="preserve">номер карточки назван заявителю</w:t>
+            </w:r>
+          </w:p>
+        </w:tc>
+      </w:tr>
+      <w:tr>
+        <w:tc>
+          <w:tcPr/>
+          <w:p>
+            <w:pPr>
+              <w:pStyle w:val="Compact"/>
+              <w:jc w:val="left"/>
+            </w:pPr>
+            <w:r>
+              <w:t xml:space="preserve">Об ошибке в карточке сообщено в 112</w:t>
+            </w:r>
+          </w:p>
+        </w:tc>
+        <w:tc>
+          <w:tcPr/>
+          <w:p>
+            <w:pPr>
+              <w:pStyle w:val="Compact"/>
+              <w:jc w:val="left"/>
+            </w:pPr>
+            <w:r>
+              <w:t xml:space="preserve">полнота</w:t>
+            </w:r>
+          </w:p>
+        </w:tc>
+        <w:tc>
+          <w:tcPr/>
+          <w:p>
+            <w:pPr>
+              <w:pStyle w:val="Compact"/>
+              <w:jc w:val="left"/>
+            </w:pPr>
+            <w:r>
+              <w:t xml:space="preserve">только в сценарии с ошибкой в карточке, после доклада бригады о прибытии: нет звонка в 112 с номером карточки и верными сведениями. Доказательство: когда наряд доложил, время звонка и цитата</w:t>
+            </w:r>
+          </w:p>
+        </w:tc>
+      </w:tr>
+      <w:tr>
+        <w:tc>
+          <w:tcPr/>
+          <w:p>
+            <w:pPr>
+              <w:pStyle w:val="Compact"/>
+              <w:jc w:val="left"/>
+            </w:pPr>
+            <w:r>
+              <w:t xml:space="preserve">Итоги — по верным сведениям</w:t>
+            </w:r>
+          </w:p>
+        </w:tc>
+        <w:tc>
+          <w:tcPr/>
+          <w:p>
+            <w:pPr>
+              <w:pStyle w:val="Compact"/>
+              <w:jc w:val="left"/>
+            </w:pPr>
+            <w:r>
+              <w:t xml:space="preserve">комментарии</w:t>
+            </w:r>
+          </w:p>
+        </w:tc>
+        <w:tc>
+          <w:tcPr/>
+          <w:p>
+            <w:pPr>
+              <w:pStyle w:val="Compact"/>
+              <w:jc w:val="left"/>
+            </w:pPr>
+            <w:r>
+              <w:t xml:space="preserve">итоговый комментарий повторяет ошибку карточки вместо того, как на самом деле</w:t>
             </w:r>
           </w:p>
         </w:tc>
@@ -11733,7 +11994,10 @@
         <w:t xml:space="preserve">нормативы</w:t>
       </w:r>
       <w:r>
-        <w:t xml:space="preserve">: ответ ДДС «Принята / Не принята» (30 с), обработка карточки (3 мин), набор карточки 112 (1:05) — по умолчанию из настроек администратора;</w:t>
+        <w:t xml:space="preserve"> </w:t>
+      </w:r>
+      <w:r>
+        <w:t xml:space="preserve">(у ДДС — по ответу заказчика 27.09): «Открыть карточку» (30 с от «Добавлена»), «Первая запись — статус и текст» (3 мин от «Добавлена»), набор карточки 112 (1:05) — по умолчанию из настроек администратора;</w:t>
       </w:r>
     </w:p>
     <w:p>
@@ -12145,7 +12409,7 @@
         <w:t xml:space="preserve"> </w:t>
       </w:r>
       <w:r>
-        <w:t xml:space="preserve">с нормативом: у ДДС — «до ответа» (30 с), затем «обработка» (3 мин) до отправки наряда; у 112 — набор карточки. Просрочка — красным, плитка обводится красным;</w:t>
+        <w:t xml:space="preserve">с нормативом: у ДДС — «открыть карточку» (30 с), затем «первая запись» (3 мин, статус и текст), дальше «работа по карточке» без норматива; у 112 — набор карточки. Просрочка — красным, плитка обводится красным;</w:t>
       </w:r>
     </w:p>
     <w:p>
@@ -12167,7 +12431,7 @@
         <w:t xml:space="preserve"> </w:t>
       </w:r>
       <w:r>
-        <w:t xml:space="preserve">(у 112 — вызовов / сохранил / сдал) и очередь карточек;</w:t>
+        <w:t xml:space="preserve">(«ответил» — сделал первую запись: статус и текст; у 112 — вызовов / сохранил / сдал) и очередь карточек;</w:t>
       </w:r>
     </w:p>
     <w:p>
@@ -12256,7 +12520,7 @@
               <w:jc w:val="left"/>
             </w:pPr>
             <w:r>
-              <w:t xml:space="preserve">служба не ответила «Принята» / «Не принята» за норматив — в том числе, пока карточка ждёт в очереди</w:t>
+              <w:t xml:space="preserve">служба не открыла карточку за 30 секунд после «Добавлена» — в том числе, пока карточка ждёт в очереди</w:t>
             </w:r>
           </w:p>
         </w:tc>
@@ -12929,7 +13193,7 @@
               <w:jc w:val="left"/>
             </w:pPr>
             <w:r>
-              <w:t xml:space="preserve">ответ ДДС за 30 с, наряд за 3 мин, набор карточки 112</w:t>
+              <w:t xml:space="preserve">ДДС: карточка открыта за 30 с и первая запись за 3 мин; набор карточки 112</w:t>
             </w:r>
           </w:p>
         </w:tc>
@@ -13390,7 +13654,7 @@
         <w:t xml:space="preserve">Ученики</w:t>
       </w:r>
       <w:r>
-        <w:t xml:space="preserve">: ФИО, место и роль, число попыток, среднее время (набор карточки у 112, ответ «Принята» у ДДС), норматив места, отличие от норматива, опоздания, действия, ошибки, ошибки в тексте, критичные, средний балл, сколько попыток зачтено по критериям занятия, уровень готовности (от «готов к самостоятельной работе» до «нужен разбор с преподавателем»). Критерии зачёта написаны в шапке отчёта.</w:t>
+        <w:t xml:space="preserve">: ФИО, место и роль, число попыток, среднее время (набор карточки у 112, открытие карточки у ДДС), норматив места, отличие от норматива, опоздания, действия, ошибки, ошибки в тексте, критичные, средний балл, сколько попыток зачтено по критериям занятия, уровень готовности (от «готов к самостоятельной работе» до «нужен разбор с преподавателем»). Критерии зачёта написаны в шапке отчёта.</w:t>
       </w:r>
     </w:p>
     <w:p>
@@ -13822,7 +14086,7 @@
         <w:pStyle w:val="FirstParagraph"/>
       </w:pPr>
       <w:r>
-        <w:t xml:space="preserve">Библиотека сценариев общая для преподавателей центра: 96 ситуаций из билетов заказчика плюс то, что сгенерирует ИИ. Фильтры по статусу (черновики, утверждённые, архив), категории,</w:t>
+        <w:t xml:space="preserve">Библиотека сценариев общая для преподавателей центра: 96 ситуаций из билетов заказчика, 3 их варианта с ошибкой в карточке и 4 задания по инструкции оператора (всего 103, утверждены 40), плюс то, что сгенерирует ИИ. Фильтры по статусу (черновики, утверждённые, архив), категории,</w:t>
       </w:r>
       <w:r>
         <w:t xml:space="preserve"> </w:t>
@@ -14376,7 +14640,7 @@
         <w:t xml:space="preserve"> </w:t>
       </w:r>
       <w:r>
-        <w:t xml:space="preserve">— отдельной цифрой по каждой роли: на месте ДДС — среднее время от «Добавлена» до «Принята / Не принята», на месте 112 — среднее время набора карточки (от «Принять» до «сохранить»); рядом норматив, типичное время и сколько попыток уложились в норматив своего занятия. Как и всё в кабинете — только по попыткам, проверенным преподавателем;</w:t>
+        <w:t xml:space="preserve">— отдельной цифрой по каждой роли: на месте ДДС — среднее время от «Добавлена» до открытия карточки, на месте 112 — среднее время набора карточки (от «Принять» до «сохранить»); рядом норматив, типичное время и сколько попыток уложились в норматив своего занятия. Как и всё в кабинете — только по попыткам, проверенным преподавателем;</w:t>
       </w:r>
     </w:p>
     <w:p>
@@ -16499,7 +16763,7 @@
         <w:pStyle w:val="FirstParagraph"/>
       </w:pPr>
       <w:r>
-        <w:t xml:space="preserve">Нормативы (30 с на ответ ДДС, 3 мин на отработку, таймер набора карточки 112, 48 ч до «Не завершено»), срок хранения журнала, время и срок хранения резервных копий, время ежедневной проверки целостности и порог свободного места. Каждое изменение пишется в журнал. Адреса моделей и база данных задаются при установке в</w:t>
+        <w:t xml:space="preserve">Нормативы (ДДС по ответу заказчика 27.09: «Открыть карточку» — 30 с, «Первая запись — статус и текст» — 3 мин, оба от «Добавлена»; таймер набора карточки 112; 48 ч до «Не завершено»), срок хранения журнала, время и срок хранения резервных копий, время ежедневной проверки целостности и порог свободного места. Каждое изменение пишется в журнал. Адреса моделей и база данных задаются при установке в</w:t>
       </w:r>
       <w:r>
         <w:t xml:space="preserve"> </w:t>
@@ -19160,6 +19424,37 @@
         <w:pStyle w:val="BodyText"/>
       </w:pPr>
       <w:r>
+        <w:rPr>
+          <w:bCs/>
+          <w:b/>
+        </w:rPr>
+        <w:t xml:space="preserve">Публичный демо-стенд</w:t>
+      </w:r>
+      <w:r>
+        <w:t xml:space="preserve"> </w:t>
+      </w:r>
+      <w:r>
+        <w:t xml:space="preserve">(облачный сервер 2 vCPU, 4 ГБ, Санкт-Петербург; 2 процесса приложения; запросы шли через интернет из другого города, с HTTPS): 30 рабочих мест ДДС с опросом раз в секунду, 60 с — p95</w:t>
+      </w:r>
+      <w:r>
+        <w:t xml:space="preserve"> </w:t>
+      </w:r>
+      <w:r>
+        <w:rPr>
+          <w:bCs/>
+          <w:b/>
+        </w:rPr>
+        <w:t xml:space="preserve">0,49 с</w:t>
+      </w:r>
+      <w:r>
+        <w:t xml:space="preserve">, ошибок 0; 50 мест — p95 2,2 с, ошибок 0: это предел двух ядер. Для класса на 100 мест — сервер из раздела «Требования» (4 ядра, 8 ГБ): на нём сделаны замеры выше.</w:t>
+      </w:r>
+    </w:p>
+    <w:p>
+      <w:pPr>
+        <w:pStyle w:val="BodyText"/>
+      </w:pPr>
+      <w:r>
         <w:t xml:space="preserve">Команды:</w:t>
       </w:r>
     </w:p>
@@ -19571,7 +19866,7 @@
     </w:p>
     <w:bookmarkEnd w:id="174"/>
     <w:bookmarkEnd w:id="175"/>
-    <w:bookmarkStart w:id="180" w:name="демо-стенд"/>
+    <w:bookmarkStart w:id="181" w:name="демо-стенд"/>
     <w:p>
       <w:pPr>
         <w:pStyle w:val="Heading1"/>
@@ -19588,7 +19883,49 @@
         <w:t xml:space="preserve">Стенд должен проработать всю экспертизу без вмешательства. После срока сдачи его нельзя обновлять, поэтому всё, что может сломаться за две недели, закрыто заранее.</w:t>
       </w:r>
     </w:p>
-    <w:bookmarkStart w:id="176" w:name="что-нужно"/>
+    <w:bookmarkStart w:id="176" w:name="где-стенд-сейчас"/>
+    <w:p>
+      <w:pPr>
+        <w:pStyle w:val="Heading3"/>
+      </w:pPr>
+      <w:r>
+        <w:t xml:space="preserve">Где стенд сейчас</w:t>
+      </w:r>
+    </w:p>
+    <w:p>
+      <w:pPr>
+        <w:pStyle w:val="FirstParagraph"/>
+      </w:pPr>
+      <w:r>
+        <w:t xml:space="preserve">https://83.222.9.148.sslip.io — облачный сервер 2 vCPU, 4 ГБ, 50 ГБ NVMe (Санкт-Петербург), Ubuntu 24.04,</w:t>
+      </w:r>
+      <w:r>
+        <w:t xml:space="preserve"> </w:t>
+      </w:r>
+      <w:r>
+        <w:rPr>
+          <w:rStyle w:val="VerbatimChar"/>
+        </w:rPr>
+        <w:t xml:space="preserve">DEMO_MODE=true</w:t>
+      </w:r>
+      <w:r>
+        <w:t xml:space="preserve">, 2 процесса приложения, потолок платных вызовов ИИ 60 в минуту и 3000 в сутки на процесс. Доменное имя —</w:t>
+      </w:r>
+      <w:r>
+        <w:t xml:space="preserve"> </w:t>
+      </w:r>
+      <w:r>
+        <w:rPr>
+          <w:rStyle w:val="VerbatimChar"/>
+        </w:rPr>
+        <w:t xml:space="preserve">&lt;ip&gt;.sslip.io</w:t>
+      </w:r>
+      <w:r>
+        <w:t xml:space="preserve">, сертификат Let’s Encrypt выпускает Caddy. Нагрузочные замеры на стенде — в performance.md.</w:t>
+      </w:r>
+    </w:p>
+    <w:bookmarkEnd w:id="176"/>
+    <w:bookmarkStart w:id="177" w:name="что-нужно"/>
     <w:p>
       <w:pPr>
         <w:pStyle w:val="Heading3"/>
@@ -19633,8 +19970,8 @@
         <w:t xml:space="preserve">Ключ облачного ИИ-сервиса с OpenAI-совместимым API. В кабинете провайдера — лимит трат и бюджет с запасом на весь срок экспертизы, ключ без срока истечения.</w:t>
       </w:r>
     </w:p>
-    <w:bookmarkEnd w:id="176"/>
-    <w:bookmarkStart w:id="177" w:name="установка"/>
+    <w:bookmarkEnd w:id="177"/>
+    <w:bookmarkStart w:id="178" w:name="установка"/>
     <w:p>
       <w:pPr>
         <w:pStyle w:val="Heading3"/>
@@ -19938,8 +20275,8 @@
         <w:t xml:space="preserve">.</w:t>
       </w:r>
     </w:p>
-    <w:bookmarkEnd w:id="177"/>
-    <w:bookmarkStart w:id="178" w:name="почему-стенд-проживёт-без-присмотра"/>
+    <w:bookmarkEnd w:id="178"/>
+    <w:bookmarkStart w:id="179" w:name="почему-стенд-проживёт-без-присмотра"/>
     <w:p>
       <w:pPr>
         <w:pStyle w:val="Heading3"/>
@@ -20299,8 +20636,8 @@
         </w:tc>
       </w:tr>
     </w:tbl>
-    <w:bookmarkEnd w:id="178"/>
-    <w:bookmarkStart w:id="179" w:name="мониторинг"/>
+    <w:bookmarkEnd w:id="179"/>
+    <w:bookmarkStart w:id="180" w:name="мониторинг"/>
     <w:p>
       <w:pPr>
         <w:pStyle w:val="Heading3"/>
@@ -20332,9 +20669,9 @@
         <w:t xml:space="preserve">и присылает уведомление владельцу. Уведомление — повод проверить сервер, но не обновлять стенд после срока сдачи.</w:t>
       </w:r>
     </w:p>
-    <w:bookmarkEnd w:id="179"/>
     <w:bookmarkEnd w:id="180"/>
-    <w:bookmarkStart w:id="184" w:name="библиотеки-и-модели"/>
+    <w:bookmarkEnd w:id="181"/>
+    <w:bookmarkStart w:id="185" w:name="библиотеки-и-модели"/>
     <w:p>
       <w:pPr>
         <w:pStyle w:val="Heading1"/>
@@ -20366,7 +20703,7 @@
         <w:t xml:space="preserve">из зависимостей production-сборки.</w:t>
       </w:r>
     </w:p>
-    <w:bookmarkStart w:id="181" w:name="модели-ии-1"/>
+    <w:bookmarkStart w:id="182" w:name="модели-ии-1"/>
     <w:p>
       <w:pPr>
         <w:pStyle w:val="Heading3"/>
@@ -20770,8 +21107,8 @@
         </w:tc>
       </w:tr>
     </w:tbl>
-    <w:bookmarkEnd w:id="181"/>
-    <w:bookmarkStart w:id="182" w:name="сервисы"/>
+    <w:bookmarkEnd w:id="182"/>
+    <w:bookmarkStart w:id="183" w:name="сервисы"/>
     <w:p>
       <w:pPr>
         <w:pStyle w:val="Heading3"/>
@@ -20910,8 +21247,8 @@
         </w:tc>
       </w:tr>
     </w:tbl>
-    <w:bookmarkEnd w:id="182"/>
-    <w:bookmarkStart w:id="183" w:name="библиотеки-приложения-102"/>
+    <w:bookmarkEnd w:id="183"/>
+    <w:bookmarkStart w:id="184" w:name="библиотеки-приложения-102"/>
     <w:p>
       <w:pPr>
         <w:pStyle w:val="Heading3"/>
@@ -24850,8 +25187,8 @@
         </w:tc>
       </w:tr>
     </w:tbl>
-    <w:bookmarkEnd w:id="183"/>
     <w:bookmarkEnd w:id="184"/>
+    <w:bookmarkEnd w:id="185"/>
     <w:sectPr/>
   </w:body>
 </w:document>

--- a/docs/documentation.docx
+++ b/docs/documentation.docx
@@ -4298,7 +4298,7 @@
         <w:t xml:space="preserve">data/scenarios-card-errors.json</w:t>
       </w:r>
       <w:r>
-        <w:t xml:space="preserve">). Всего в поставке 103 сценария, 40 из них утверждены. Подробно — dds.md.</w:t>
+        <w:t xml:space="preserve">). Они раздаются только местам ДДС: для оператора 112 это тот же вызов, что и билет. Всего в поставке 103 сценария, 40 из них утверждены. Подробно — dds.md.</w:t>
       </w:r>
     </w:p>
     <w:bookmarkEnd w:id="52"/>
@@ -9449,7 +9449,16 @@
         <w:t xml:space="preserve">tempoSec</w:t>
       </w:r>
       <w:r>
-        <w:t xml:space="preserve">. Первая приходит сразу. Сценарий: сначала задания, назначенные месту преподавателем, по порядку; иначе случайный одобренный сценарий из категорий занятия, без повторов, пока есть новые. Без заданий место берёт сначала сценарии, где в эталоне есть запись для его службы или его уровня (районная ДДС, префектура) — только там его решение и наряд оцениваются; затем те, что дошли бы до его ДДС по плашкам; затем любые.</w:t>
+        <w:t xml:space="preserve">. Первая приходит сразу. Сценарий: сначала задания, назначенные месту преподавателем, по порядку; иначе случайный одобренный сценарий из категорий занятия, без повторов, пока есть новые. Без заданий место берёт сначала сценарии, где в эталоне есть запись для его службы или его уровня (районная ДДС, префектура) — только там его решение и наряд оцениваются; затем те, что дошли бы до его ДДС по плашкам; затем любые. Билет и его вариант с ошибкой в карточке (Б4-1 и Б4-1-ош) показывают одну и ту же карточку, поэтому месту без заданий за занятие приходит только один из них (</w:t>
+      </w:r>
+      <w:r>
+        <w:rPr>
+          <w:rStyle w:val="VerbatimChar"/>
+        </w:rPr>
+        <w:t xml:space="preserve">src/lib/scenarios/pairs.ts</w:t>
+      </w:r>
+      <w:r>
+        <w:t xml:space="preserve">). Месту 112 варианты не раздаются вовсе: ошибка есть только в карточке, которую получает ДДС, а для оператора это тот же вызов, что и билет.</w:t>
       </w:r>
     </w:p>
     <w:p>
@@ -9493,7 +9502,7 @@
         <w:t xml:space="preserve"> </w:t>
       </w:r>
       <w:r>
-        <w:t xml:space="preserve">того же занятия, тоже приходят в ленту, если среди их плашек есть служба места.</w:t>
+        <w:t xml:space="preserve">того же занятия, тоже приходят в ленту, если среди их плашек есть служба места и занятие берёт карточки учеников (источник «сформированные учениками» или «смешанные»). В занятии «сгенерированные» они остаются на местах 112, как и на доске класса.</w:t>
       </w:r>
     </w:p>
     <w:p>
@@ -10044,7 +10053,7 @@
         <w:pStyle w:val="FirstParagraph"/>
       </w:pPr>
       <w:r>
-        <w:t xml:space="preserve">Плашка разбирается, когда получила «Не принята», «Работы завершены» или «Отказ», и ещё раз в конце занятия (карточки без ответа тоже). Результат —</w:t>
+        <w:t xml:space="preserve">Плашка разбирается, когда получила «Не принята», «Работы завершены» или «Отказ», и ещё раз в конце занятия (карточки без ответа тоже). Плашку, на которую ответила система, разбирают, только если место с ней работало, — так же её считает доска класса. Результат —</w:t>
       </w:r>
       <w:r>
         <w:t xml:space="preserve"> </w:t>
@@ -11624,10 +11633,46 @@
         <w:t xml:space="preserve">draft</w:t>
       </w:r>
       <w:r>
-        <w:t xml:space="preserve"> </w:t>
-      </w:r>
-      <w:r>
-        <w:t xml:space="preserve">и среди плашек есть служба места. Если на занятии несколько мест ДДС с одной службой, карточку 112 видят все они и работают с одной плашкой — местам ДДС лучше давать разные службы.</w:t>
+        <w:t xml:space="preserve">, среди плашек есть служба места и занятие берёт карточки учеников (</w:t>
+      </w:r>
+      <w:r>
+        <w:rPr>
+          <w:rStyle w:val="VerbatimChar"/>
+        </w:rPr>
+        <w:t xml:space="preserve">cardSource</w:t>
+      </w:r>
+      <w:r>
+        <w:t xml:space="preserve"> </w:t>
+      </w:r>
+      <w:r>
+        <w:t xml:space="preserve">—</w:t>
+      </w:r>
+      <w:r>
+        <w:t xml:space="preserve"> </w:t>
+      </w:r>
+      <w:r>
+        <w:rPr>
+          <w:rStyle w:val="VerbatimChar"/>
+        </w:rPr>
+        <w:t xml:space="preserve">students</w:t>
+      </w:r>
+      <w:r>
+        <w:t xml:space="preserve"> </w:t>
+      </w:r>
+      <w:r>
+        <w:t xml:space="preserve">или</w:t>
+      </w:r>
+      <w:r>
+        <w:t xml:space="preserve"> </w:t>
+      </w:r>
+      <w:r>
+        <w:rPr>
+          <w:rStyle w:val="VerbatimChar"/>
+        </w:rPr>
+        <w:t xml:space="preserve">mixed</w:t>
+      </w:r>
+      <w:r>
+        <w:t xml:space="preserve">). Если на занятии несколько мест ДДС с одной службой, карточку 112 видят все они и работают с одной плашкой — местам ДДС лучше давать разные службы.</w:t>
       </w:r>
     </w:p>
     <w:bookmarkEnd w:id="91"/>
@@ -11953,7 +11998,7 @@
         <w:t xml:space="preserve">источник карточек</w:t>
       </w:r>
       <w:r>
-        <w:t xml:space="preserve">: сгенерированные (карточки на места ДДС готовит система), сформированные учениками (приходят с мест 112), смешанные;</w:t>
+        <w:t xml:space="preserve">: сгенерированные (карточки на места ДДС готовит система, карточки мест 112 в ленты ДДС не приходят), сформированные учениками (приходят с мест 112), смешанные;</w:t>
       </w:r>
     </w:p>
     <w:p>
@@ -12110,7 +12155,7 @@
         <w:t xml:space="preserve"> </w:t>
       </w:r>
       <w:r>
-        <w:t xml:space="preserve">даёт всем местам одни и те же задания — удобно сравнить учеников на одной ситуации. Место без заданий получает карточки из выбранных категорий и локации — при адаптивной сложности рядом с уровнем ученика. Ситуацию, которую в это же время ведёт место другой роли этого занятия (вызов на месте 112, открытая карточка в ленте ДДС), оно получит, только если выбрать больше нечего — иначе одна и та же ситуация пришла бы в ленту ДДС дважды. В таблице мест у каждого ученика виден его текущий уровень в роли места и сложность, которую уровень подсказывает. Отсутствующего ученика снимают галочкой.</w:t>
+        <w:t xml:space="preserve">даёт всем местам одни и те же задания — удобно сравнить учеников на одной ситуации. Задание с пометкой «только место 112» (тишина на линии, повторный вызов) месту ДДС не достаётся, с пометкой «только место ДДС» (вариант билета с ошибкой в карточке) — месту 112: для оператора это тот же вызов, что и билет. Место без заданий получает карточки из выбранных категорий и локации — при адаптивной сложности рядом с уровнем ученика. Ситуацию, которую в это же время ведёт место другой роли этого занятия (вызов на месте 112, открытая карточка в ленте ДДС), оно получит, только если выбрать больше нечего — иначе одна и та же ситуация шла бы в классе дважды. Билет и его вариант с ошибкой в карточке — одна ситуация: месту без заданий за занятие приходит только один из них. В таблице мест у каждого ученика виден его текущий уровень в роли места и сложность, которую уровень подсказывает. Отсутствующего ученика снимают галочкой.</w:t>
       </w:r>
     </w:p>
     <w:p>

--- a/docs/documentation.docx
+++ b/docs/documentation.docx
@@ -59,7 +59,7 @@
         <w:pStyle w:val="Date"/>
       </w:pPr>
       <w:r>
-        <w:t xml:space="preserve">28</w:t>
+        <w:t xml:space="preserve">29</w:t>
       </w:r>
       <w:r>
         <w:t xml:space="preserve"> </w:t>
@@ -1745,7 +1745,7 @@
         <w:pStyle w:val="Compact"/>
       </w:pPr>
       <w:r>
-        <w:t xml:space="preserve">Место ДДС: 16 проверок правилами по каталогу нарушений из памятки и ответам заказчика — карточка открыта за 30 секунд и первая запись (статус и текст) за 3 минуты — по ответу заказчика 27.09, других норм у статусов нет: статусы хода работ ставятся по докладам бригады без срока (проверяется, что они есть и не опережают доклад); итоговый статус, итог в комментарии, «кому передано» при отказе, решение по эталону, звонок в 112 об ошибке в карточке (в каждом сценарии с такой ошибкой, по факту звонка), понятность комментариев и др. Решение сверяется с эталоном только там, где материалы его определяют: «Принята» — служба будет работать, «Не принята» — объект не её (памятка, стр. 25, 28–29); если из материалов не видно, работает ли служба (префектура, Мос.Без., Мосжилинспекция, районная ДДС без описанной роли, место без записи своего уровня), решение «не применимо», а нормативы и комментарий оцениваются всегда; если преподаватель задал шаблон итогового комментария — ещё проверка шаблона; если подключена модель — её проверка понятности. Подробно — dds.md.</w:t>
+        <w:t xml:space="preserve">Место ДДС: 16 проверок правилами по каталогу нарушений из памятки и ответам заказчика — карточка открыта за 30 секунд и первая запись (статус и текст) за 3 минуты — по ответу заказчика, других норм у статусов нет: статусы хода работ ставятся по докладам бригады без срока (проверяется, что они есть и не опережают доклад); итоговый статус, итог в комментарии, «кому передано» при отказе, решение по эталону, звонок в 112 об ошибке в карточке (в каждом сценарии с такой ошибкой, по факту звонка), понятность комментариев и др. Решение сверяется с эталоном только там, где материалы его определяют: «Принята» — служба будет работать, «Не принята» — объект не её (памятка, стр. 25, 28–29); если из материалов не видно, работает ли служба (префектура, Мос.Без., Мосжилинспекция, районная ДДС без описанной роли, место без записи своего уровня), решение «не применимо», а нормативы и комментарий оцениваются всегда; если преподаватель задал шаблон итогового комментария — ещё проверка шаблона; если подключена модель — её проверка понятности. Подробно — dds.md.</w:t>
       </w:r>
     </w:p>
     <w:p>
@@ -10852,7 +10852,7 @@
         <w:t xml:space="preserve"> </w:t>
       </w:r>
       <w:r>
-        <w:t xml:space="preserve">берутся из карточки сценария. У перенесённой карточки плашки района и префектуры — по новому адресу. Своя служба места есть всегда (#684, один алгоритм для всех ДДС): если места нет в карточке, районная ДДС или ДДС префектуры встаёт на место плашки своего уровня и получает её эталон; остальные службы добавляются в конец. Если записи своего уровня в эталоне нет, решение и наряд места не оцениваются («не применимо»): отсутствие записи — не повод требовать «Принята» и наряд. Нормативы (открыть карточку за 30 секунд, первая запись за 3 минуты) и комментарии оцениваются всегда.</w:t>
+        <w:t xml:space="preserve">берутся из карточки сценария. У перенесённой карточки плашки района и префектуры — по новому адресу. Своя служба места есть всегда (один алгоритм для всех ДДС, как просил заказчик): если места нет в карточке, районная ДДС или ДДС префектуры встаёт на место плашки своего уровня и получает её эталон; остальные службы добавляются в конец. Если записи своего уровня в эталоне нет, решение и наряд места не оцениваются («не применимо»): отсутствие записи — не повод требовать «Принята» и наряд. Нормативы (открыть карточку за 30 секунд, первая запись за 3 минуты) и комментарии оцениваются всегда.</w:t>
       </w:r>
       <w:r>
         <w:t xml:space="preserve"> </w:t>
@@ -11145,7 +11145,7 @@
           <w:bCs/>
           <w:b/>
         </w:rPr>
-        <w:t xml:space="preserve">Доклады (#691, вариант «а»)</w:t>
+        <w:t xml:space="preserve">Доклады бригады</w:t>
       </w:r>
       <w:r>
         <w:t xml:space="preserve">: после назначения наряд проходит этапы из эталона сценария — выехали, прибыли, начали работы, закончили (или «работы проводить не будем») — примерно за 3 минуты после отправки. Это темп учебной бригады (</w:t>
@@ -11192,7 +11192,7 @@
           <w:bCs/>
           <w:b/>
         </w:rPr>
-        <w:t xml:space="preserve">Перезвон заявителю (#739–740)</w:t>
+        <w:t xml:space="preserve">Перезвон заявителю</w:t>
       </w:r>
       <w:r>
         <w:t xml:space="preserve">: трубка у номера в карточке или книжка. Заявитель отвечает только по фактам сценария; номер карточки он не знает, и если диспетчер его назовёт, это попадёт в разбор.</w:t>
@@ -11261,7 +11261,7 @@
         <w:t xml:space="preserve"> </w:t>
       </w:r>
       <w:r>
-        <w:t xml:space="preserve">(ответ заказчика 27.09): об ошибке в карточке диспетчер обычно узнаёт от бригады, которая выехала на место, и сообщает о ней по телефону в 112; сам он вправе править только те поля, которые заполняет (статус, наряд, комментарий). В трёх утверждённых вариантах билетов (</w:t>
+        <w:t xml:space="preserve">(по ответу заказчика): об ошибке в карточке диспетчер обычно узнаёт от бригады, которая выехала на место, и сообщает о ней по телефону в 112; сам он вправе править только те поля, которые заполняет (статус, наряд, комментарий). В трёх утверждённых вариантах билетов (</w:t>
       </w:r>
       <w:r>
         <w:rPr>

--- a/docs/documentation.docx
+++ b/docs/documentation.docx
@@ -4000,7 +4000,7 @@
         <w:t xml:space="preserve">prisma/seed-demo.ts</w:t>
       </w:r>
       <w:r>
-        <w:t xml:space="preserve">, 6 занятий, 23 пары «ученик — занятие» с прогнозом и фактом; демо не подгонялось под метод): ошибка прогноза</w:t>
+        <w:t xml:space="preserve">, как на стенде; 6 занятий, 24 пары «ученик — занятие» с прогнозом и фактом; демо не подгонялось под метод): ошибка прогноза</w:t>
       </w:r>
       <w:r>
         <w:t xml:space="preserve"> </w:t>
@@ -4010,13 +4010,13 @@
           <w:bCs/>
           <w:b/>
         </w:rPr>
-        <w:t xml:space="preserve">11,4</w:t>
-      </w:r>
-      <w:r>
-        <w:t xml:space="preserve"> </w:t>
-      </w:r>
-      <w:r>
-        <w:t xml:space="preserve">балла против 11,2 у простого среднего — хуже на 0,3 при случайном разбросе ±2,2 (две стандартные ошибки парной разницы), то есть на 23 парах не отличить. До изменения — 11,9 против 11,2. По занятиям: «Адрес и службы» точнее на 2,7, «Статусы» на 0,2; «Пожары и газ» хуже на 0,1, «Смешанный поток» — на 1,1, «Адаптивное занятие» — на 3,3 (там слабых учеников подтянуло к двум сильным, а задания оказались сложнее). Факт в интервале — 18 из 23 (было 21 из 23: раньше интервал был слишком широким у слабых и слишком узким у сильных). Скользящая проверка по прошлым занятиям демо-группы тоже предпочитала подтяжку к группе — метод не выбирался по демо.</w:t>
+        <w:t xml:space="preserve">13,6</w:t>
+      </w:r>
+      <w:r>
+        <w:t xml:space="preserve"> </w:t>
+      </w:r>
+      <w:r>
+        <w:t xml:space="preserve">балла против 14,2 у простого среднего — точнее на 0,6 при случайном разбросе ±1,2 (две стандартные ошибки парной разницы), то есть на 24 парах разница в пределах случайности. По занятиям прогноз точнее в 3 из 5 и хуже в 2: «Смешанный поток» — на 0,9, «Статусы по докладам бригады» — на 0,5. Факт в интервале — 17 из 24. Те же числа показывает экран «Отчёты» на свежей демо-базе. Скользящая проверка по прошлым занятиям демо-группы тоже предпочитала подтяжку к группе — метод не выбирался по демо.</w:t>
       </w:r>
     </w:p>
     <w:p>

--- a/docs/documentation.docx
+++ b/docs/documentation.docx
@@ -1648,7 +1648,7 @@
               <w:jc w:val="left"/>
             </w:pPr>
             <w:r>
-              <w:t xml:space="preserve">просит номер карточки и верные сведения; когда они названы, правила исправляют карточку (поля и запись «Изменено оператором 112» в журнале), а оператор это подтверждает. Пока исправления нет, реплика модели «исправил / оповестил» заменяется правилом</w:t>
+              <w:t xml:space="preserve">просит номер карточки и верные сведения; когда они названы, правила исправляют карточку (поля и запись «Изменено оператором 112» в журнале), а оператор это подтверждает. Пока исправления нет, реплика модели «исправил / оповестил» заменяется правилом; действий, которых тренажёр не делает («пожарных продублировал», «наряд направлен»), оператор не утверждает — фильтр заменяет их на «передам старшему смены»</w:t>
             </w:r>
           </w:p>
         </w:tc>
@@ -2350,7 +2350,7 @@
               <w:jc w:val="left"/>
             </w:pPr>
             <w:r>
-              <w:t xml:space="preserve">«бригада на месте, работают», «Работы завершены»</w:t>
+              <w:t xml:space="preserve">«бригада на месте, работают», «Работы завершены», «Всё сделали, он уехал»</w:t>
             </w:r>
           </w:p>
         </w:tc>
@@ -2846,7 +2846,7 @@
         <w:pStyle w:val="BodyText"/>
       </w:pPr>
       <w:r>
-        <w:t xml:space="preserve">Ситуации берутся только из утверждённых сценариев с учебной разметкой. Разметка связывает сопоставимые по задаче варианты, но у отработки и контроля разные ключи случая. Знакомый ученику случай, включая копию с тем же ключом, не годится для контроля. При изменении исходного разбора или утверждённого сценария назначение требует повторной проверки преподавателем. Контроль запускается только после завершённой и проверенной отработки всех действующих участников; одна лишь выдача карточки не означает, что навык отработан.</w:t>
+        <w:t xml:space="preserve">Ситуации берутся из утверждённых сценариев, пригодных для места ученика: исходная ситуация и её вариант «-ош» исключены; у 112 нужен адрес до дома в эталоне и сложность в пределах ±2 от исходной, у контроля — и от отработки; у ДДС — решение «Принята» с бригадой для службы места и карточка, которую можно дать на её территории (с переносом адреса, как в живом потоке). Учебная разметка методиста ставит подготовленные пары первыми и связывает сопоставимые варианты. Знакомый ученику случай, включая копию с тем же ключом и услышанный без карточки вызов, не годится для контроля; новизна проверяется при назначении и повторно при запуске контроля. При изменении исходного разбора или утверждённого сценария назначение требует повторной проверки преподавателем. Контроль запускается только после завершённой и проверенной отработки всех действующих участников; одна лишь выдача карточки не означает, что навык отработан.</w:t>
       </w:r>
     </w:p>
     <w:p>
@@ -2854,7 +2854,7 @@
         <w:pStyle w:val="BodyText"/>
       </w:pPr>
       <w:r>
-        <w:t xml:space="preserve">По контролю правила и, где применимо, модель собирают доказательства; преподаватель проверяет попытку и фиксирует собственное наблюдение по работе ученика. Цель считается выполненной только если нужные проверки пройдены, критичных ошибок нет и преподаватель подтвердил наблюдение. Провал нужной или критичной проверки означает «навык ещё требует отработки»; недостающая проверка или наблюдение — «недостаточно данных». Отменённое назначение не считается успехом. Без модели остаются проверки правилами, а зависящие от неё проверки помечаются «не применимо».</w:t>
+        <w:t xml:space="preserve">По контролю правила и, где применимо, модель собирают доказательства; преподаватель проверяет попытку и фиксирует собственное наблюдение по работе ученика. Наблюдение по отработке с подсказками записывается отдельно и цель не закрывает. Цель считается выполненной только если нужные проверки пройдены, критичных ошибок нет и преподаватель подтвердил наблюдение. Провал нужной или критичной проверки означает «навык ещё требует отработки»; недостающая проверка или наблюдение — «недостаточно данных». Отменённое назначение не считается успехом. Без модели остаются проверки правилами, а зависящие от неё проверки помечаются «не применимо».</w:t>
       </w:r>
     </w:p>
     <w:p>
@@ -4010,13 +4010,13 @@
           <w:bCs/>
           <w:b/>
         </w:rPr>
-        <w:t xml:space="preserve">13,6</w:t>
-      </w:r>
-      <w:r>
-        <w:t xml:space="preserve"> </w:t>
-      </w:r>
-      <w:r>
-        <w:t xml:space="preserve">балла против 14,2 у простого среднего — точнее на 0,6 при случайном разбросе ±1,2 (две стандартные ошибки парной разницы), то есть на 24 парах разница в пределах случайности. По занятиям прогноз точнее в 3 из 5 и хуже в 2: «Смешанный поток» — на 0,9, «Статусы по докладам бригады» — на 0,5. Факт в интервале — 17 из 24. Те же числа показывает экран «Отчёты» на свежей демо-базе. Скользящая проверка по прошлым занятиям демо-группы тоже предпочитала подтяжку к группе — метод не выбирался по демо.</w:t>
+        <w:t xml:space="preserve">8,3</w:t>
+      </w:r>
+      <w:r>
+        <w:t xml:space="preserve"> </w:t>
+      </w:r>
+      <w:r>
+        <w:t xml:space="preserve">балла против 8,9 у простого среднего — точнее на 0,6 при случайном разбросе ±1 (две стандартные ошибки парной разницы), то есть на 24 парах разница в пределах случайности. По занятиям прогноз точнее в 4 из 5 и хуже в 1: «Адаптивное занятие» — на 1,0. Факт в интервале — 21 из 24. Те же числа показывает экран «Отчёты» на свежей демо-базе. Скользящая проверка по прошлым занятиям демо-группы тоже предпочитала подтяжку к группе — метод не выбирался по демо.</w:t>
       </w:r>
     </w:p>
     <w:p>
@@ -7203,7 +7203,28 @@
         <w:pStyle w:val="Compact"/>
       </w:pPr>
       <w:r>
-        <w:t xml:space="preserve">кнопка открывает окно «Есть карточка с заявителем по этому номеру:» / «Есть карточка по этому адресу:» — номер, время, адрес, тип, оператор и «привязать»; «закрыть и продолжить заполнение новой» закрывает окно;</w:t>
+        <w:t xml:space="preserve">кнопка открывает окно «Есть карточка с заявителем по этому номеру:» / «Есть карточка по этому адресу:» — номер, время, адрес, тип, оператор и «привязать»; «закрыть и продолжить заполнение новой» закрывает окно. По одному номеру карточка показывается, но «привязать» есть только при том же месте: иначе «совпал только номер, адрес другой — другое происшествие» или, пока адрес не заполнен, «заполните адрес». Карточки того же задания, набранные на других местах 112 занятия, — параллельные копии упражнения, а не прошлые вызовы: в «совпадение» они не попадают;</w:t>
+      </w:r>
+    </w:p>
+    <w:p>
+      <w:pPr>
+        <w:numPr>
+          <w:ilvl w:val="0"/>
+          <w:numId w:val="1020"/>
+        </w:numPr>
+        <w:pStyle w:val="Compact"/>
+      </w:pPr>
+      <w:r>
+        <w:t xml:space="preserve">билеты повторяют заявителей («Иванова Елена Сергеевна» — в 25 билетах, +7 (916) 896-32-54 — в 49), поэтому в занятии у каждой ситуации свой заявитель: первый звонок сохраняет ФИО и номер билета, следующая ситуация с тем же номером или ФИО получает свои — детерминированно по занятию и ситуации, того же пола (фамилию, по которой билет называет родственника, сохраняет). Одна ситуация (билет и его вариант «-ош», одно задание на двух местах) — один заявитель; повторный вызов ПВ не меняется. Так же на карточках, которые система выдаёт местам ДДС. Разбор сверяет ФИО и телефон с тем заявителем, который звонил (</w:t>
+      </w:r>
+      <w:r>
+        <w:rPr>
+          <w:rStyle w:val="VerbatimChar"/>
+        </w:rPr>
+        <w:t xml:space="preserve">src/lib/op112/identity.ts</w:t>
+      </w:r>
+      <w:r>
+        <w:t xml:space="preserve">);</w:t>
       </w:r>
     </w:p>
     <w:p>
@@ -8360,6 +8381,27 @@
         <w:pStyle w:val="Compact"/>
       </w:pPr>
       <w:r>
+        <w:t xml:space="preserve">о себе говорит от первого лица: записи билета «номер дома не знает», «пострадавших не видит», «Видит столб дыма», «заявитель на 7-м» звучат как «номер дома не знаю», «пострадавших не вижу», «Вижу столб дыма», «я на 7-м». Меняются только глаголы того, что знает, видит и может сам заявитель, и только если в предложении нет другого подлежащего («Полиция здесь, открыть не может» остаётся). Модель получает сведения уже от первого лица, а её реплика проходит тот же фильтр (</w:t>
+      </w:r>
+      <w:r>
+        <w:rPr>
+          <w:rStyle w:val="VerbatimChar"/>
+        </w:rPr>
+        <w:t xml:space="preserve">src/lib/speech/first-person.ts</w:t>
+      </w:r>
+      <w:r>
+        <w:t xml:space="preserve">); так же говорит заявитель при перезвоне из ДДС;</w:t>
+      </w:r>
+    </w:p>
+    <w:p>
+      <w:pPr>
+        <w:numPr>
+          <w:ilvl w:val="0"/>
+          <w:numId w:val="1021"/>
+        </w:numPr>
+        <w:pStyle w:val="Compact"/>
+      </w:pPr>
+      <w:r>
         <w:t xml:space="preserve">заметки билета для преподавателя («сообщает только на вопрос», «при уточнении — дом 11») не произносит, сокращения говорит словами, как их произносят вслух: «ул. Грина, д. 11, кв. 5» → «улица Грина, дом 11, квартира 5», «на ул. Грина» → «на улице Грина», «д. Истомиха» → «деревня Истомиха», «м. Отрадное» → «метро Отрадное», «50 м» → «50 метров», «МКАД, 73 км» → «МКАД, 73-й километр», «03 не требуется» → «скорая не нужна», «а/м» → «машина», «д/р» → «дата рождения».</w:t>
       </w:r>
     </w:p>
@@ -8993,7 +9035,32 @@
               <w:jc w:val="left"/>
             </w:pPr>
             <w:r>
-              <w:t xml:space="preserve">ФИО, статус, предоставленный телефон, описание (если связь оборвалась раньше, чем заявитель назвался, ФИО и телефон — «не применимо»); каждый обязательный вопрос эталона — по репликам оператора, с цитатой; у пустого вызова — верная кнопка и оклик абонента,</w:t>
+              <w:t xml:space="preserve">ФИО, статус, предоставленный телефон, описание (если связь оборвалась раньше, чем заявитель назвался, ФИО и телефон — «не применимо»); каждый обязательный вопрос эталона — по репликам оператора, с цитатой. Уточнение места («Уточнить адрес: первый ответ заявителя неполный…», «Уточнить улицу, а не станцию метро») засчитывается только вопросом о месте</w:t>
+            </w:r>
+            <w:r>
+              <w:t xml:space="preserve"> </w:t>
+            </w:r>
+            <w:r>
+              <w:rPr>
+                <w:bCs/>
+                <w:b/>
+              </w:rPr>
+              <w:t xml:space="preserve">после</w:t>
+            </w:r>
+            <w:r>
+              <w:t xml:space="preserve"> </w:t>
+            </w:r>
+            <w:r>
+              <w:t xml:space="preserve">первого ответа заявителя об адресе, с цитатой этого ответа: «Назовите адрес» до ответа — ещё не уточнение; если заявитель сразу назвал точный адрес — «не применимо» (</w:t>
+            </w:r>
+            <w:r>
+              <w:rPr>
+                <w:rStyle w:val="VerbatimChar"/>
+              </w:rPr>
+              <w:t xml:space="preserve">src/lib/op112/questions.ts</w:t>
+            </w:r>
+            <w:r>
+              <w:t xml:space="preserve">). «Уточните…» и «какой номер» считаются вопросом о доме только со словом о месте; у пустого вызова — верная кнопка и оклик абонента,</w:t>
             </w:r>
             <w:r>
               <w:t xml:space="preserve"> </w:t>
@@ -11294,7 +11361,16 @@
         <w:t xml:space="preserve">src/lib/dds/card-fix.ts</w:t>
       </w:r>
       <w:r>
-        <w:t xml:space="preserve">). Пока карточка не исправлена, оператор не говорит «исправил» или «оповестил» — такая реплика модели заменяется правилом. Сценарий задаёт это полем</w:t>
+        <w:t xml:space="preserve">). Пока карточка не исправлена, оператор не говорит «исправил» или «оповестил» — такая реплика модели заменяется правилом. Кроме исправления карточки оператор ничего не делает и не говорит, что сделал: часть фразы модели с неподтверждённым действием («Пожарных продублировал», «наряд направлен», «скорую вызову», «службы переоповестил») вырезается фильтром, вместо неё — «Остальное передам старшему смены» (</w:t>
+      </w:r>
+      <w:r>
+        <w:rPr>
+          <w:rStyle w:val="VerbatimChar"/>
+        </w:rPr>
+        <w:t xml:space="preserve">src/lib/dds/operator-claims.ts</w:t>
+      </w:r>
+      <w:r>
+        <w:t xml:space="preserve">; промпт просит того же, но надёжность держит фильтр). Сценарий задаёт это полем</w:t>
       </w:r>
       <w:r>
         <w:t xml:space="preserve"> </w:t>
@@ -11688,7 +11764,7 @@
               <w:jc w:val="left"/>
             </w:pPr>
             <w:r>
-              <w:t xml:space="preserve">пропущенные доклады</w:t>
+              <w:t xml:space="preserve">пропущенные доклады; если после пропущенного доклада диспетчер перезвонил тому же наряду — «исправлено перезвоном» (старший, взяв трубку, докладывает пропущенное), проверка пройдена</w:t>
             </w:r>
           </w:p>
         </w:tc>
@@ -11802,7 +11878,7 @@
               <w:jc w:val="left"/>
             </w:pPr>
             <w:r>
-              <w:t xml:space="preserve">«Работы завершены» без итогов</w:t>
+              <w:t xml:space="preserve">«Работы завершены» без итогов; итог без сути работ — «Всё сделали, он уехал», «Работы выполнены, бригада уехала» — не засчитывается, как и в проверке понятности</w:t>
             </w:r>
           </w:p>
         </w:tc>
@@ -13272,7 +13348,7 @@
         <w:t xml:space="preserve"> </w:t>
       </w:r>
       <w:r>
-        <w:t xml:space="preserve">— ещё и идущее занятие с тикающими таймерами). Преподаватель —</w:t>
+        <w:t xml:space="preserve">— ещё и идущее занятие с тикающими таймерами). Демо-занятия проходят кодом самого тренажёра: карточки мест ДДС приходят из потока карточек — на территорию своего района (как на живом занятии), 112 заполняются по ответам заявителя через панели и маршрутизацию рабочего места, наряды докладывают по графику; каждая попытка оценена текущими правилами — тот же набор проверок и те же формулировки, что у живой. Ошибки учеников задают их профили (быстрый или медленный, аккуратный или небрежный), а не подгонка баллов. Преподаватель —</w:t>
       </w:r>
       <w:r>
         <w:t xml:space="preserve"> </w:t>
@@ -14691,7 +14767,7 @@
         <w:pStyle w:val="FirstParagraph"/>
       </w:pPr>
       <w:r>
-        <w:t xml:space="preserve">В отчёте завершённого занятия и в проверенной попытке есть блок «Отработка ошибки». Преподаватель выбирает подтверждённую ошибку, цель и два утверждённых сценария: первый для упражнения с подсказками, второй — для контроля на другом случае без подсказок. Сейчас доступны две цели: адрес у оператора 112 и запись по докладу бригады у диспетчера ДДС. Одним действием можно назначить цель одному ученику или группе учеников той же роли из этого занятия. Создаются два черновика обычных занятий; места ДДС сохраняют свою службу. Ученик видит этапы в «Моих заданиях», но не получает ответ и содержание контрольной карточки заранее.</w:t>
+        <w:t xml:space="preserve">В отчёте завершённого занятия и в проверенной попытке есть блок «Отработка ошибки». Преподаватель выбирает подтверждённую ошибку, цель и две разные ситуации: для упражнения с подсказками и новую для контроля без подсказок. Сейчас доступны две цели: адрес у оператора 112 и запись по докладу бригады у диспетчера ДДС. Одним действием можно назначить цель одному ученику или группе учеников той же роли из этого занятия. Создаются два черновика обычных занятий; места ДДС сохраняют свою службу. После назначения блок показывает ссылки на оба занятия, а в отчёте и на страницах этих занятий появляется список «Назначенные отработки»: кто, какая цель, что дальше. Ученик видит этапы в «Моих заданиях», но не получает ответ и содержание контрольной карточки заранее.</w:t>
       </w:r>
     </w:p>
     <w:p>
@@ -14699,7 +14775,15 @@
         <w:pStyle w:val="BodyText"/>
       </w:pPr>
       <w:r>
-        <w:t xml:space="preserve">Отработку запускает преподаватель. Когда она завершена, он проверяет попытки участников; контроль можно запустить только после этого. В карточке исходной попытки блок «Назначенная отработка» показывает состояние обоих занятий, ссылки на них и на попытки ученика. Для завершённой и проверенной попытки преподаватель выбирает этап, отмечает «выполнил» или «не выполнил» и записывает основание: реплику разговора или запись в карточке. Там же можно отменить назначение с причиной, например при отсутствии ученика. Если исходный разбор или выбранный сценарий изменился, старое назначение требует решения преподавателя. Отменённое назначение не засчитывается как исправленный навык. После контроля итог показывается как «цель выполнена», «навык ещё требует отработки» или «недостаточно данных». Высокий общий балл сам по себе эту цель не закрывает. Правило вывода и ограничения — methods.md, раздел 4.</w:t>
+        <w:t xml:space="preserve">В списках формы — только ситуации, которые подходят каждому выбранному ученику, по тем же правилам, что и живой поток карточек. Исходная ситуация и её вариант с ошибкой в карточке («-ош») не предлагаются. Для 112 годится любой утверждённый вызов с адресом до дома, сложность которого отличается от исходной не больше чем на 2. Для ДДС — случай, где служба места принимает карточку и бригада докладывает о работах, а карточку можно дать на территории места: районной ДДС и префектуре адрес переносится на их территорию, если это допустимо. Контроль — ситуация, которую ученик ещё не встречал ни на одном месте, и не та же, что в отработке. Подобранные методистом пары стоят первыми. Если подходящих нет, форма пишет почему и что сделать — например, у ДДС префектуры в эталонах нет своей бригады.</w:t>
+      </w:r>
+    </w:p>
+    <w:p>
+      <w:pPr>
+        <w:pStyle w:val="BodyText"/>
+      </w:pPr>
+      <w:r>
+        <w:t xml:space="preserve">Отработку запускает преподаватель. Когда она завершена, он проверяет попытки участников; контроль можно запустить только после этого. Если кто-то не готов, запуск контроля называет ученика и что сделать. В карточке исходной попытки блок «Назначенная отработка» показывает состояние, следующий шаг, оба этапа с ситуациями, ссылки на занятия и попытки. Если ученик пропустил этап (отсутствовал, не ответил на вызов), статус говорит «завершена без попытки ученика», а кнопка «Повторить отработку» или «Повторить контроль» создаёт для него новое занятие; уже слышанную контрольную ситуацию тренажёр предлагает заменить. По проверенной попытке каждого этапа преподаватель отмечает «выполнил» или «не выполнил» и записывает основание: реплику разговора или запись в карточке. Наблюдение по отработке не подтверждает навык: цель засчитывается только по контролю на новой ситуации. Все наблюдения с основаниями, повторы, замены и отмена видны в «Истории назначения». Там же можно отменить назначение с причиной. Если исходный разбор или выбранный сценарий изменился, старое назначение требует решения преподавателя. Отменённое назначение не засчитывается как исправленный навык. После контроля итог показывается как «цель выполнена», «навык ещё требует отработки» или «недостаточно данных». Высокий общий балл сам по себе эту цель не закрывает. В разборе ученика главным замечанием становится ошибка, по которой назначена отработка. Правило вывода и ограничения — methods.md, раздел 4.</w:t>
       </w:r>
     </w:p>
     <w:bookmarkEnd w:id="107"/>
@@ -16057,7 +16141,7 @@
         <w:t xml:space="preserve"> </w:t>
       </w:r>
       <w:r>
-        <w:t xml:space="preserve">— на странице «Сценарий из текста» кнопка «Загрузить файл билета»: DOCX, TXT (UTF-8 или Windows-1251) или PDF с текстом, до 20 МБ. Файл только читается и не сохраняется. Билет в формате заказчика («БИЛЕТ N», таблица «№ · Ситуация · Адрес») делится на ситуации: одна строка таблицы — одна ситуация, адрес подписывается «Адрес: …»; в тексте без таблицы ситуации ищутся по нумерации «1.», «2.», «3.». Одна ситуация сразу встаёт в поле; если их несколько, появляется список: «В поле» — подставить и поправить перед созданием, «Создать черновик» — собрать черновик прямо здесь, «Создать черновики по всем» — по очереди, с возможностью остановить. Дальше путь тот же, что у текста: черновик ждёт утверждения, в заметке записано, из какого файла и какого билета он собран, в журнале аудита — «из файла билета». Скан без текстового слоя тренажёр не читает и так и пишет; старый .doc просит пересохранить в .docx.</w:t>
+        <w:t xml:space="preserve">— на странице «Сценарий из текста» кнопка «Загрузить файл билета»: DOCX, TXT (UTF-8 или Windows-1251) или PDF с текстом, до 20 МБ. Файл только читается и не сохраняется. Билет в формате заказчика («БИЛЕТ N», таблица «№ · Ситуация · Адрес») делится на ситуации: одна строка таблицы — одна ситуация, адрес подписывается «Адрес: …». Таблица читается из Word, из PDF (по положению слов на странице: столбцы — по началам строк под шапкой, строки — по номерам; таблица на стыке страниц не теряется) и из текста, где ячейки разделены «|» («1 | ситуация | адрес»; строка « | Адрес: …» продолжает строку выше, перенос строки в PDF из текста склеивается). В тексте без таблицы ситуации ищутся по нумерации «1.», «2.», «№ 3». Проверено на билетах из материалов заказчика: TXT и PDF — по 3 ситуации на каждый из 32 билетов. Одна ситуация сразу встаёт в поле; если их несколько, появляется список: «В поле» — подставить и поправить перед созданием, «Создать черновик» — собрать черновик прямо здесь, «Создать черновики по всем» — по очереди, с возможностью остановить. Дальше путь тот же, что у текста: черновик ждёт утверждения, в заметке записано, из какого файла и какого билета он собран, в журнале аудита — «из файла билета». Скан без текстового слоя тренажёр не читает и так и пишет; старый .doc просит пересохранить в .docx.</w:t>
       </w:r>
     </w:p>
     <w:p>
@@ -16161,7 +16245,7 @@
         <w:pStyle w:val="FirstParagraph"/>
       </w:pPr>
       <w:r>
-        <w:t xml:space="preserve">Для целевой отработки в редакторе можно отметить назначение сценария: «Отработка навыка» или «Контроль навыка», роль, навык, группу сопоставимых ситуаций и ключ отдельного случая. Преподаватель выбирает пару из утверждённых сценариев одной группы; случаи должны быть разными. Контрольные варианты не появляются в обычной выдаче заданий и самостоятельной тренировке. В исходной библиотеке подготовлены пары по уточнению адреса 112 (Б4-1 → Б11-1 или Б25-1) и по записи доклада бригады для места ДДС службы 103 (Б11-2 → Б14-2 или Б24-2). Преподаватель сверяет пригодность пары и службы перед назначением.</w:t>
+        <w:t xml:space="preserve">Для целевой отработки в редакторе можно отметить назначение сценария: «Отработка навыка» или «Контроль навыка», роль, навык, группу сопоставимых ситуаций и ключ отдельного случая. Размеченные случаи стоят в форме назначения первыми, но выбор не ограничен ими: подходит любой утверждённый сценарий, пригодный для места ученика. Контрольные варианты не появляются в обычной выдаче заданий и самостоятельной тренировке. В исходной библиотеке подготовлены пары по уточнению адреса 112 (Б4-1 → Б11-1 или Б25-1) и по записи доклада бригады для места ДДС службы 103 (Б11-2 → Б14-2 или Б24-2).</w:t>
       </w:r>
     </w:p>
     <w:p>
@@ -17931,6 +18015,21 @@
       </w:r>
       <w:r>
         <w:t xml:space="preserve">(чтение файла и деление на ситуации),</w:t>
+      </w:r>
+      <w:r>
+        <w:t xml:space="preserve"> </w:t>
+      </w:r>
+      <w:r>
+        <w:rPr>
+          <w:rStyle w:val="VerbatimChar"/>
+        </w:rPr>
+        <w:t xml:space="preserve">src/lib/files/pdf-table.ts</w:t>
+      </w:r>
+      <w:r>
+        <w:t xml:space="preserve"> </w:t>
+      </w:r>
+      <w:r>
+        <w:t xml:space="preserve">(таблица и строки PDF по координатам),</w:t>
       </w:r>
       <w:r>
         <w:t xml:space="preserve"> </w:t>
